--- a/docs/word/05-API-Reference.docx
+++ b/docs/word/05-API-Reference.docx
@@ -1,6 +1,6 @@
 
 <file path=word/document.xml><?xml version="1.0" encoding="utf-8"?>
-<w:document xmlns:wpc="http://schemas.microsoft.com/office/word/2010/wordprocessingCanvas" xmlns:cx="http://schemas.microsoft.com/office/drawing/2014/chartex" xmlns:cx1="http://schemas.microsoft.com/office/drawing/2015/9/8/chartex" xmlns:cx2="http://schemas.microsoft.com/office/drawing/2015/10/21/chartex" xmlns:cx3="http://schemas.microsoft.com/office/drawing/2016/5/9/chartex" xmlns:cx4="http://schemas.microsoft.com/office/drawing/2016/5/10/chartex" xmlns:cx5="http://schemas.microsoft.com/office/drawing/2016/5/11/chartex" xmlns:cx6="http://schemas.microsoft.com/office/drawing/2016/5/12/chartex" xmlns:cx7="http://schemas.microsoft.com/office/drawing/2016/5/13/chartex" xmlns:cx8="http://schemas.microsoft.com/office/drawing/2016/5/14/chartex" xmlns:mc="http://schemas.openxmlformats.org/markup-compatibility/2006" xmlns:aink="http://schemas.microsoft.com/office/drawing/2016/ink" xmlns:am3d="http://schemas.microsoft.com/office/drawing/2017/model3d" xmlns:o="urn:schemas-microsoft-com:office:office" xmlns:oel="http://schemas.microsoft.com/office/2019/extlst" xmlns:r="http://schemas.openxmlformats.org/officeDocument/2006/relationships" xmlns:m="http://schemas.openxmlformats.org/officeDocument/2006/math" xmlns:v="urn:schemas-microsoft-com:vml" xmlns:wp14="http://schemas.microsoft.com/office/word/2010/wordprocessingDrawing" xmlns:wp="http://schemas.openxmlformats.org/drawingml/2006/wordprocessingDrawing" xmlns:w10="urn:schemas-microsoft-com:office:word" xmlns:w="http://schemas.openxmlformats.org/wordprocessingml/2006/main" xmlns:w14="http://schemas.microsoft.com/office/word/2010/wordml" xmlns:w15="http://schemas.microsoft.com/office/word/2012/wordml" xmlns:w16cei="http://schemas.microsoft.com/office/word/2026/wordml/cei" xmlns:w16cex="http://schemas.microsoft.com/office/word/2018/wordml/cex" xmlns:w16cid="http://schemas.microsoft.com/office/word/2016/wordml/cid" xmlns:w16="http://schemas.microsoft.com/office/word/2018/wordml" xmlns:w16du="http://schemas.microsoft.com/office/word/2023/wordml/word16du" xmlns:w16sdtdh="http://schemas.microsoft.com/office/word/2020/wordml/sdtdatahash" xmlns:w16sdtfl="http://schemas.microsoft.com/office/word/2024/wordml/sdtformatlock" xmlns:w16se="http://schemas.microsoft.com/office/word/2015/wordml/symex" xmlns:wpg="http://schemas.microsoft.com/office/word/2010/wordprocessingGroup" xmlns:wpi="http://schemas.microsoft.com/office/word/2010/wordprocessingInk" xmlns:wne="http://schemas.microsoft.com/office/word/2006/wordml" xmlns:wps="http://schemas.microsoft.com/office/word/2010/wordprocessingShape" mc:Ignorable="w14 w15 w16se w16cid w16 w16cex w16sdtdh w16sdtfl w16du wp14">
+<w:document xmlns:wpc="http://schemas.microsoft.com/office/word/2010/wordprocessingCanvas" xmlns:cx="http://schemas.microsoft.com/office/drawing/2014/chartex" xmlns:cx1="http://schemas.microsoft.com/office/drawing/2015/9/8/chartex" xmlns:cx2="http://schemas.microsoft.com/office/drawing/2015/10/21/chartex" xmlns:cx3="http://schemas.microsoft.com/office/drawing/2016/5/9/chartex" xmlns:cx4="http://schemas.microsoft.com/office/drawing/2016/5/10/chartex" xmlns:cx5="http://schemas.microsoft.com/office/drawing/2016/5/11/chartex" xmlns:cx6="http://schemas.microsoft.com/office/drawing/2016/5/12/chartex" xmlns:cx7="http://schemas.microsoft.com/office/drawing/2016/5/13/chartex" xmlns:cx8="http://schemas.microsoft.com/office/drawing/2016/5/14/chartex" xmlns:mc="http://schemas.openxmlformats.org/markup-compatibility/2006" xmlns:aink="http://schemas.microsoft.com/office/drawing/2016/ink" xmlns:am3d="http://schemas.microsoft.com/office/drawing/2017/model3d" xmlns:o="urn:schemas-microsoft-com:office:office" xmlns:oel="http://schemas.microsoft.com/office/2019/extlst" xmlns:r="http://schemas.openxmlformats.org/officeDocument/2006/relationships" xmlns:m="http://schemas.openxmlformats.org/officeDocument/2006/math" xmlns:v="urn:schemas-microsoft-com:vml" xmlns:wp14="http://schemas.microsoft.com/office/word/2010/wordprocessingDrawing" xmlns:wp="http://schemas.openxmlformats.org/drawingml/2006/wordprocessingDrawing" xmlns:w10="urn:schemas-microsoft-com:office:word" xmlns:w="http://schemas.openxmlformats.org/wordprocessingml/2006/main" xmlns:w14="http://schemas.microsoft.com/office/word/2010/wordml" xmlns:w15="http://schemas.microsoft.com/office/word/2012/wordml" xmlns:w16cex="http://schemas.microsoft.com/office/word/2018/wordml/cex" xmlns:w16cid="http://schemas.microsoft.com/office/word/2016/wordml/cid" xmlns:w16="http://schemas.microsoft.com/office/word/2018/wordml" xmlns:w16du="http://schemas.microsoft.com/office/word/2023/wordml/word16du" xmlns:w16sdtdh="http://schemas.microsoft.com/office/word/2020/wordml/sdtdatahash" xmlns:w16sdtfl="http://schemas.microsoft.com/office/word/2024/wordml/sdtformatlock" xmlns:w16se="http://schemas.microsoft.com/office/word/2015/wordml/symex" xmlns:wpg="http://schemas.microsoft.com/office/word/2010/wordprocessingGroup" xmlns:wpi="http://schemas.microsoft.com/office/word/2010/wordprocessingInk" xmlns:wne="http://schemas.microsoft.com/office/word/2006/wordml" xmlns:wps="http://schemas.microsoft.com/office/word/2010/wordprocessingShape" mc:Ignorable="w14 w15 w16se w16cid w16 w16cex w16sdtdh w16sdtfl w16du wp14">
   <w:body>
     <w:p>
       <w:pPr>
@@ -11,7 +11,7 @@
           <w:noProof/>
         </w:rPr>
         <w:drawing>
-          <wp:inline distT="0" distB="0" distL="0" distR="0" wp14:anchorId="4C3DEEDC" wp14:editId="7F0152C6">
+          <wp:inline distT="0" distB="0" distL="0" distR="0" wp14:anchorId="1C5C0ED4" wp14:editId="12B1A0C7">
             <wp:extent cx="1981200" cy="771525"/>
             <wp:effectExtent l="0" t="0" r="0" b="0"/>
             <wp:docPr id="1" name="Immagine 1"/>
@@ -514,7 +514,7 @@
                 <w:sz w:val="19"/>
                 <w:szCs w:val="19"/>
               </w:rPr>
-              <w:t>18 settembre 2026</w:t>
+              <w:t>22 settembre 2026</w:t>
             </w:r>
           </w:p>
         </w:tc>
@@ -896,7 +896,7 @@
     <w:sdt>
       <w:sdtPr>
         <w:alias w:val="Indice"/>
-        <w:id w:val="42571585"/>
+        <w:id w:val="1600992904"/>
       </w:sdtPr>
       <w:sdtContent>
         <w:p>
@@ -918,7 +918,7 @@
           <w:r>
             <w:fldChar w:fldCharType="separate"/>
           </w:r>
-          <w:hyperlink w:anchor="_Toc240621649" w:history="1">
+          <w:hyperlink w:anchor="_Toc240987669" w:history="1">
             <w:r>
               <w:rPr>
                 <w:rStyle w:val="Collegamentoipertestuale"/>
@@ -942,7 +942,7 @@
               <w:rPr>
                 <w:noProof/>
               </w:rPr>
-              <w:instrText xml:space="preserve"> PAGEREF _Toc240621649 \h </w:instrText>
+              <w:instrText xml:space="preserve"> PAGEREF _Toc240987669 \h </w:instrText>
             </w:r>
             <w:r>
               <w:rPr>
@@ -979,7 +979,7 @@
               <w:noProof/>
             </w:rPr>
           </w:pPr>
-          <w:hyperlink w:anchor="_Toc240621650" w:history="1">
+          <w:hyperlink w:anchor="_Toc240987670" w:history="1">
             <w:r>
               <w:rPr>
                 <w:rStyle w:val="Collegamentoipertestuale"/>
@@ -1003,7 +1003,7 @@
               <w:rPr>
                 <w:noProof/>
               </w:rPr>
-              <w:instrText xml:space="preserve"> PAGEREF _Toc240621650 \h </w:instrText>
+              <w:instrText xml:space="preserve"> PAGEREF _Toc240987670 \h </w:instrText>
             </w:r>
             <w:r>
               <w:rPr>
@@ -1040,7 +1040,7 @@
               <w:noProof/>
             </w:rPr>
           </w:pPr>
-          <w:hyperlink w:anchor="_Toc240621651" w:history="1">
+          <w:hyperlink w:anchor="_Toc240987671" w:history="1">
             <w:r>
               <w:rPr>
                 <w:rStyle w:val="Collegamentoipertestuale"/>
@@ -1064,7 +1064,7 @@
               <w:rPr>
                 <w:noProof/>
               </w:rPr>
-              <w:instrText xml:space="preserve"> PAGEREF _Toc240621651 \h </w:instrText>
+              <w:instrText xml:space="preserve"> PAGEREF _Toc240987671 \h </w:instrText>
             </w:r>
             <w:r>
               <w:rPr>
@@ -1101,7 +1101,7 @@
               <w:noProof/>
             </w:rPr>
           </w:pPr>
-          <w:hyperlink w:anchor="_Toc240621652" w:history="1">
+          <w:hyperlink w:anchor="_Toc240987672" w:history="1">
             <w:r>
               <w:rPr>
                 <w:rStyle w:val="Collegamentoipertestuale"/>
@@ -1125,7 +1125,7 @@
               <w:rPr>
                 <w:noProof/>
               </w:rPr>
-              <w:instrText xml:space="preserve"> PAGEREF _Toc240621652 \h </w:instrText>
+              <w:instrText xml:space="preserve"> PAGEREF _Toc240987672 \h </w:instrText>
             </w:r>
             <w:r>
               <w:rPr>
@@ -1162,7 +1162,7 @@
               <w:noProof/>
             </w:rPr>
           </w:pPr>
-          <w:hyperlink w:anchor="_Toc240621653" w:history="1">
+          <w:hyperlink w:anchor="_Toc240987673" w:history="1">
             <w:r>
               <w:rPr>
                 <w:rStyle w:val="Collegamentoipertestuale"/>
@@ -1186,7 +1186,7 @@
               <w:rPr>
                 <w:noProof/>
               </w:rPr>
-              <w:instrText xml:space="preserve"> PAGEREF _Toc240621653 \h </w:instrText>
+              <w:instrText xml:space="preserve"> PAGEREF _Toc240987673 \h </w:instrText>
             </w:r>
             <w:r>
               <w:rPr>
@@ -1223,7 +1223,7 @@
               <w:noProof/>
             </w:rPr>
           </w:pPr>
-          <w:hyperlink w:anchor="_Toc240621654" w:history="1">
+          <w:hyperlink w:anchor="_Toc240987674" w:history="1">
             <w:r>
               <w:rPr>
                 <w:rStyle w:val="Collegamentoipertestuale"/>
@@ -1247,7 +1247,7 @@
               <w:rPr>
                 <w:noProof/>
               </w:rPr>
-              <w:instrText xml:space="preserve"> PAGEREF _Toc240621654 \h </w:instrText>
+              <w:instrText xml:space="preserve"> PAGEREF _Toc240987674 \h </w:instrText>
             </w:r>
             <w:r>
               <w:rPr>
@@ -1284,7 +1284,7 @@
               <w:noProof/>
             </w:rPr>
           </w:pPr>
-          <w:hyperlink w:anchor="_Toc240621655" w:history="1">
+          <w:hyperlink w:anchor="_Toc240987675" w:history="1">
             <w:r>
               <w:rPr>
                 <w:rStyle w:val="Collegamentoipertestuale"/>
@@ -1308,7 +1308,7 @@
               <w:rPr>
                 <w:noProof/>
               </w:rPr>
-              <w:instrText xml:space="preserve"> PAGEREF _Toc240621655 \h </w:instrText>
+              <w:instrText xml:space="preserve"> PAGEREF _Toc240987675 \h </w:instrText>
             </w:r>
             <w:r>
               <w:rPr>
@@ -1345,7 +1345,7 @@
               <w:noProof/>
             </w:rPr>
           </w:pPr>
-          <w:hyperlink w:anchor="_Toc240621656" w:history="1">
+          <w:hyperlink w:anchor="_Toc240987676" w:history="1">
             <w:r>
               <w:rPr>
                 <w:rStyle w:val="Collegamentoipertestuale"/>
@@ -1369,7 +1369,7 @@
               <w:rPr>
                 <w:noProof/>
               </w:rPr>
-              <w:instrText xml:space="preserve"> PAGEREF _Toc240621656 \h </w:instrText>
+              <w:instrText xml:space="preserve"> PAGEREF _Toc240987676 \h </w:instrText>
             </w:r>
             <w:r>
               <w:rPr>
@@ -1406,7 +1406,7 @@
               <w:noProof/>
             </w:rPr>
           </w:pPr>
-          <w:hyperlink w:anchor="_Toc240621657" w:history="1">
+          <w:hyperlink w:anchor="_Toc240987677" w:history="1">
             <w:r>
               <w:rPr>
                 <w:rStyle w:val="Collegamentoipertestuale"/>
@@ -1430,7 +1430,7 @@
               <w:rPr>
                 <w:noProof/>
               </w:rPr>
-              <w:instrText xml:space="preserve"> PAGEREF _Toc240621657 \h </w:instrText>
+              <w:instrText xml:space="preserve"> PAGEREF _Toc240987677 \h </w:instrText>
             </w:r>
             <w:r>
               <w:rPr>
@@ -1467,7 +1467,7 @@
               <w:noProof/>
             </w:rPr>
           </w:pPr>
-          <w:hyperlink w:anchor="_Toc240621658" w:history="1">
+          <w:hyperlink w:anchor="_Toc240987678" w:history="1">
             <w:r>
               <w:rPr>
                 <w:rStyle w:val="Collegamentoipertestuale"/>
@@ -1491,7 +1491,7 @@
               <w:rPr>
                 <w:noProof/>
               </w:rPr>
-              <w:instrText xml:space="preserve"> PAGEREF _Toc240621658 \h </w:instrText>
+              <w:instrText xml:space="preserve"> PAGEREF _Toc240987678 \h </w:instrText>
             </w:r>
             <w:r>
               <w:rPr>
@@ -1528,7 +1528,7 @@
               <w:noProof/>
             </w:rPr>
           </w:pPr>
-          <w:hyperlink w:anchor="_Toc240621659" w:history="1">
+          <w:hyperlink w:anchor="_Toc240987679" w:history="1">
             <w:r>
               <w:rPr>
                 <w:rStyle w:val="Collegamentoipertestuale"/>
@@ -1552,7 +1552,7 @@
               <w:rPr>
                 <w:noProof/>
               </w:rPr>
-              <w:instrText xml:space="preserve"> PAGEREF _Toc240621659 \h </w:instrText>
+              <w:instrText xml:space="preserve"> PAGEREF _Toc240987679 \h </w:instrText>
             </w:r>
             <w:r>
               <w:rPr>
@@ -1589,7 +1589,7 @@
               <w:noProof/>
             </w:rPr>
           </w:pPr>
-          <w:hyperlink w:anchor="_Toc240621660" w:history="1">
+          <w:hyperlink w:anchor="_Toc240987680" w:history="1">
             <w:r>
               <w:rPr>
                 <w:rStyle w:val="Collegamentoipertestuale"/>
@@ -1613,7 +1613,7 @@
               <w:rPr>
                 <w:noProof/>
               </w:rPr>
-              <w:instrText xml:space="preserve"> PAGEREF _Toc240621660 \h </w:instrText>
+              <w:instrText xml:space="preserve"> PAGEREF _Toc240987680 \h </w:instrText>
             </w:r>
             <w:r>
               <w:rPr>
@@ -1650,7 +1650,7 @@
               <w:noProof/>
             </w:rPr>
           </w:pPr>
-          <w:hyperlink w:anchor="_Toc240621661" w:history="1">
+          <w:hyperlink w:anchor="_Toc240987681" w:history="1">
             <w:r>
               <w:rPr>
                 <w:rStyle w:val="Collegamentoipertestuale"/>
@@ -1674,7 +1674,7 @@
               <w:rPr>
                 <w:noProof/>
               </w:rPr>
-              <w:instrText xml:space="preserve"> PAGEREF _Toc240621661 \h </w:instrText>
+              <w:instrText xml:space="preserve"> PAGEREF _Toc240987681 \h </w:instrText>
             </w:r>
             <w:r>
               <w:rPr>
@@ -1711,7 +1711,7 @@
               <w:noProof/>
             </w:rPr>
           </w:pPr>
-          <w:hyperlink w:anchor="_Toc240621662" w:history="1">
+          <w:hyperlink w:anchor="_Toc240987682" w:history="1">
             <w:r>
               <w:rPr>
                 <w:rStyle w:val="Collegamentoipertestuale"/>
@@ -1735,7 +1735,7 @@
               <w:rPr>
                 <w:noProof/>
               </w:rPr>
-              <w:instrText xml:space="preserve"> PAGEREF _Toc240621662 \h </w:instrText>
+              <w:instrText xml:space="preserve"> PAGEREF _Toc240987682 \h </w:instrText>
             </w:r>
             <w:r>
               <w:rPr>
@@ -1772,7 +1772,7 @@
               <w:noProof/>
             </w:rPr>
           </w:pPr>
-          <w:hyperlink w:anchor="_Toc240621663" w:history="1">
+          <w:hyperlink w:anchor="_Toc240987683" w:history="1">
             <w:r>
               <w:rPr>
                 <w:rStyle w:val="Collegamentoipertestuale"/>
@@ -1796,7 +1796,7 @@
               <w:rPr>
                 <w:noProof/>
               </w:rPr>
-              <w:instrText xml:space="preserve"> PAGEREF _Toc240621663 \h </w:instrText>
+              <w:instrText xml:space="preserve"> PAGEREF _Toc240987683 \h </w:instrText>
             </w:r>
             <w:r>
               <w:rPr>
@@ -1833,7 +1833,7 @@
               <w:noProof/>
             </w:rPr>
           </w:pPr>
-          <w:hyperlink w:anchor="_Toc240621664" w:history="1">
+          <w:hyperlink w:anchor="_Toc240987684" w:history="1">
             <w:r>
               <w:rPr>
                 <w:rStyle w:val="Collegamentoipertestuale"/>
@@ -1857,7 +1857,7 @@
               <w:rPr>
                 <w:noProof/>
               </w:rPr>
-              <w:instrText xml:space="preserve"> PAGEREF _Toc240621664 \h </w:instrText>
+              <w:instrText xml:space="preserve"> PAGEREF _Toc240987684 \h </w:instrText>
             </w:r>
             <w:r>
               <w:rPr>
@@ -1894,7 +1894,7 @@
               <w:noProof/>
             </w:rPr>
           </w:pPr>
-          <w:hyperlink w:anchor="_Toc240621665" w:history="1">
+          <w:hyperlink w:anchor="_Toc240987685" w:history="1">
             <w:r>
               <w:rPr>
                 <w:rStyle w:val="Collegamentoipertestuale"/>
@@ -1918,7 +1918,7 @@
               <w:rPr>
                 <w:noProof/>
               </w:rPr>
-              <w:instrText xml:space="preserve"> PAGEREF _Toc240621665 \h </w:instrText>
+              <w:instrText xml:space="preserve"> PAGEREF _Toc240987685 \h </w:instrText>
             </w:r>
             <w:r>
               <w:rPr>
@@ -1955,7 +1955,7 @@
               <w:noProof/>
             </w:rPr>
           </w:pPr>
-          <w:hyperlink w:anchor="_Toc240621666" w:history="1">
+          <w:hyperlink w:anchor="_Toc240987686" w:history="1">
             <w:r>
               <w:rPr>
                 <w:rStyle w:val="Collegamentoipertestuale"/>
@@ -1979,7 +1979,7 @@
               <w:rPr>
                 <w:noProof/>
               </w:rPr>
-              <w:instrText xml:space="preserve"> PAGEREF _Toc240621666 \h </w:instrText>
+              <w:instrText xml:space="preserve"> PAGEREF _Toc240987686 \h </w:instrText>
             </w:r>
             <w:r>
               <w:rPr>
@@ -2023,7 +2023,7 @@
         </w:pBdr>
         <w:spacing w:after="220"/>
       </w:pPr>
-      <w:bookmarkStart w:id="0" w:name="_Toc240621649"/>
+      <w:bookmarkStart w:id="0" w:name="_Toc240987669"/>
       <w:r>
         <w:rPr>
           <w:color w:val="DC3230"/>
@@ -2089,7 +2089,7 @@
         <w:keepNext/>
         <w:spacing w:before="340" w:after="130"/>
       </w:pPr>
-      <w:bookmarkStart w:id="1" w:name="_Toc240621650"/>
+      <w:bookmarkStart w:id="1" w:name="_Toc240987670"/>
       <w:r>
         <w:rPr>
           <w:color w:val="DC3230"/>
@@ -2771,7 +2771,7 @@
         <w:keepNext/>
         <w:spacing w:before="340" w:after="130"/>
       </w:pPr>
-      <w:bookmarkStart w:id="2" w:name="_Toc240621651"/>
+      <w:bookmarkStart w:id="2" w:name="_Toc240987671"/>
       <w:r>
         <w:rPr>
           <w:color w:val="DC3230"/>
@@ -2978,7 +2978,7 @@
         <w:keepNext/>
         <w:spacing w:before="340" w:after="130"/>
       </w:pPr>
-      <w:bookmarkStart w:id="3" w:name="_Toc240621652"/>
+      <w:bookmarkStart w:id="3" w:name="_Toc240987672"/>
       <w:r>
         <w:rPr>
           <w:color w:val="DC3230"/>
@@ -6577,7 +6577,7 @@
         </w:pBdr>
         <w:spacing w:after="220"/>
       </w:pPr>
-      <w:bookmarkStart w:id="4" w:name="_Toc240621653"/>
+      <w:bookmarkStart w:id="4" w:name="_Toc240987673"/>
       <w:r>
         <w:rPr>
           <w:color w:val="DC3230"/>
@@ -7229,7 +7229,7 @@
         </w:pBdr>
         <w:spacing w:after="220"/>
       </w:pPr>
-      <w:bookmarkStart w:id="5" w:name="_Toc240621654"/>
+      <w:bookmarkStart w:id="5" w:name="_Toc240987674"/>
       <w:r>
         <w:rPr>
           <w:color w:val="DC3230"/>
@@ -8758,10 +8758,10 @@
         </w:rPr>
         <w:lastRenderedPageBreak/>
         <w:drawing>
-          <wp:inline distT="0" distB="0" distL="0" distR="0" wp14:anchorId="70D16280" wp14:editId="2BBCA9FC">
+          <wp:inline distT="0" distB="0" distL="0" distR="0" wp14:anchorId="4371A9E4" wp14:editId="7A8F611F">
             <wp:extent cx="6096000" cy="4600575"/>
             <wp:effectExtent l="0" t="0" r="0" b="0"/>
-            <wp:docPr id="1831695696" name="Immagine 1831695696"/>
+            <wp:docPr id="1797471077" name="Immagine 1797471077"/>
             <wp:cNvGraphicFramePr>
               <a:graphicFrameLocks xmlns:a="http://schemas.openxmlformats.org/drawingml/2006/main" noChangeAspect="1"/>
             </wp:cNvGraphicFramePr>
@@ -8833,7 +8833,7 @@
         </w:pBdr>
         <w:spacing w:after="220"/>
       </w:pPr>
-      <w:bookmarkStart w:id="6" w:name="_Toc240621655"/>
+      <w:bookmarkStart w:id="6" w:name="_Toc240987675"/>
       <w:r>
         <w:rPr>
           <w:color w:val="DC3230"/>
@@ -9569,7 +9569,7 @@
         </w:pBdr>
         <w:spacing w:after="220"/>
       </w:pPr>
-      <w:bookmarkStart w:id="7" w:name="_Toc240621656"/>
+      <w:bookmarkStart w:id="7" w:name="_Toc240987676"/>
       <w:r>
         <w:rPr>
           <w:color w:val="DC3230"/>
@@ -10026,7 +10026,7 @@
         </w:pBdr>
         <w:spacing w:after="220"/>
       </w:pPr>
-      <w:bookmarkStart w:id="8" w:name="_Toc240621657"/>
+      <w:bookmarkStart w:id="8" w:name="_Toc240987677"/>
       <w:r>
         <w:rPr>
           <w:color w:val="DC3230"/>
@@ -11319,7 +11319,7 @@
         </w:pBdr>
         <w:spacing w:after="220"/>
       </w:pPr>
-      <w:bookmarkStart w:id="9" w:name="_Toc240621658"/>
+      <w:bookmarkStart w:id="9" w:name="_Toc240987678"/>
       <w:r>
         <w:rPr>
           <w:color w:val="DC3230"/>
@@ -12756,10 +12756,10 @@
         </w:rPr>
         <w:lastRenderedPageBreak/>
         <w:drawing>
-          <wp:inline distT="0" distB="0" distL="0" distR="0" wp14:anchorId="7FD1E828" wp14:editId="32C44EE7">
+          <wp:inline distT="0" distB="0" distL="0" distR="0" wp14:anchorId="698DE589" wp14:editId="03AB9B9B">
             <wp:extent cx="6096000" cy="4076700"/>
             <wp:effectExtent l="0" t="0" r="0" b="0"/>
-            <wp:docPr id="981467561" name="Immagine 981467561"/>
+            <wp:docPr id="60432215" name="Immagine 60432215"/>
             <wp:cNvGraphicFramePr>
               <a:graphicFrameLocks xmlns:a="http://schemas.openxmlformats.org/drawingml/2006/main" noChangeAspect="1"/>
             </wp:cNvGraphicFramePr>
@@ -12831,7 +12831,7 @@
         </w:pBdr>
         <w:spacing w:after="220"/>
       </w:pPr>
-      <w:bookmarkStart w:id="10" w:name="_Toc240621659"/>
+      <w:bookmarkStart w:id="10" w:name="_Toc240987679"/>
       <w:r>
         <w:rPr>
           <w:color w:val="DC3230"/>
@@ -13712,7 +13712,7 @@
         </w:pBdr>
         <w:spacing w:after="220"/>
       </w:pPr>
-      <w:bookmarkStart w:id="11" w:name="_Toc240621660"/>
+      <w:bookmarkStart w:id="11" w:name="_Toc240987680"/>
       <w:r>
         <w:rPr>
           <w:color w:val="DC3230"/>
@@ -13772,7 +13772,7 @@
         <w:keepNext/>
         <w:spacing w:before="340" w:after="130"/>
       </w:pPr>
-      <w:bookmarkStart w:id="12" w:name="_Toc240621661"/>
+      <w:bookmarkStart w:id="12" w:name="_Toc240987681"/>
       <w:r>
         <w:rPr>
           <w:color w:val="DC3230"/>
@@ -15144,7 +15144,7 @@
         <w:keepNext/>
         <w:spacing w:before="340" w:after="130"/>
       </w:pPr>
-      <w:bookmarkStart w:id="13" w:name="_Toc240621662"/>
+      <w:bookmarkStart w:id="13" w:name="_Toc240987682"/>
       <w:r>
         <w:rPr>
           <w:color w:val="DC3230"/>
@@ -16670,7 +16670,7 @@
         <w:keepNext/>
         <w:spacing w:before="340" w:after="130"/>
       </w:pPr>
-      <w:bookmarkStart w:id="14" w:name="_Toc240621663"/>
+      <w:bookmarkStart w:id="14" w:name="_Toc240987683"/>
       <w:r>
         <w:rPr>
           <w:color w:val="DC3230"/>
@@ -17518,7 +17518,7 @@
         </w:pBdr>
         <w:spacing w:after="220"/>
       </w:pPr>
-      <w:bookmarkStart w:id="15" w:name="_Toc240621664"/>
+      <w:bookmarkStart w:id="15" w:name="_Toc240987684"/>
       <w:r>
         <w:rPr>
           <w:color w:val="DC3230"/>
@@ -18226,7 +18226,7 @@
         </w:pBdr>
         <w:spacing w:after="220"/>
       </w:pPr>
-      <w:bookmarkStart w:id="16" w:name="_Toc240621665"/>
+      <w:bookmarkStart w:id="16" w:name="_Toc240987685"/>
       <w:r>
         <w:rPr>
           <w:color w:val="DC3230"/>
@@ -18249,10 +18249,10 @@
           <w:noProof/>
         </w:rPr>
         <w:drawing>
-          <wp:inline distT="0" distB="0" distL="0" distR="0" wp14:anchorId="3013BDE0" wp14:editId="0067F892">
+          <wp:inline distT="0" distB="0" distL="0" distR="0" wp14:anchorId="697D2CD3" wp14:editId="022D783E">
             <wp:extent cx="6096000" cy="3990975"/>
             <wp:effectExtent l="0" t="0" r="0" b="0"/>
-            <wp:docPr id="1422343115" name="Immagine 1422343115"/>
+            <wp:docPr id="2074131853" name="Immagine 2074131853"/>
             <wp:cNvGraphicFramePr>
               <a:graphicFrameLocks xmlns:a="http://schemas.openxmlformats.org/drawingml/2006/main" noChangeAspect="1"/>
             </wp:cNvGraphicFramePr>
@@ -20653,7 +20653,7 @@
         </w:pBdr>
         <w:spacing w:after="220"/>
       </w:pPr>
-      <w:bookmarkStart w:id="17" w:name="_Toc240621666"/>
+      <w:bookmarkStart w:id="17" w:name="_Toc240987686"/>
       <w:r>
         <w:rPr>
           <w:color w:val="DC3230"/>
@@ -21517,7 +21517,7 @@
 </file>
 
 <file path=word/endnotes.xml><?xml version="1.0" encoding="utf-8"?>
-<w:endnotes xmlns:wpc="http://schemas.microsoft.com/office/word/2010/wordprocessingCanvas" xmlns:cx="http://schemas.microsoft.com/office/drawing/2014/chartex" xmlns:cx1="http://schemas.microsoft.com/office/drawing/2015/9/8/chartex" xmlns:cx2="http://schemas.microsoft.com/office/drawing/2015/10/21/chartex" xmlns:cx3="http://schemas.microsoft.com/office/drawing/2016/5/9/chartex" xmlns:cx4="http://schemas.microsoft.com/office/drawing/2016/5/10/chartex" xmlns:cx5="http://schemas.microsoft.com/office/drawing/2016/5/11/chartex" xmlns:cx6="http://schemas.microsoft.com/office/drawing/2016/5/12/chartex" xmlns:cx7="http://schemas.microsoft.com/office/drawing/2016/5/13/chartex" xmlns:cx8="http://schemas.microsoft.com/office/drawing/2016/5/14/chartex" xmlns:mc="http://schemas.openxmlformats.org/markup-compatibility/2006" xmlns:aink="http://schemas.microsoft.com/office/drawing/2016/ink" xmlns:am3d="http://schemas.microsoft.com/office/drawing/2017/model3d" xmlns:o="urn:schemas-microsoft-com:office:office" xmlns:oel="http://schemas.microsoft.com/office/2019/extlst" xmlns:r="http://schemas.openxmlformats.org/officeDocument/2006/relationships" xmlns:m="http://schemas.openxmlformats.org/officeDocument/2006/math" xmlns:v="urn:schemas-microsoft-com:vml" xmlns:wp14="http://schemas.microsoft.com/office/word/2010/wordprocessingDrawing" xmlns:wp="http://schemas.openxmlformats.org/drawingml/2006/wordprocessingDrawing" xmlns:w10="urn:schemas-microsoft-com:office:word" xmlns:w="http://schemas.openxmlformats.org/wordprocessingml/2006/main" xmlns:w14="http://schemas.microsoft.com/office/word/2010/wordml" xmlns:w15="http://schemas.microsoft.com/office/word/2012/wordml" xmlns:w16cei="http://schemas.microsoft.com/office/word/2026/wordml/cei" xmlns:w16cex="http://schemas.microsoft.com/office/word/2018/wordml/cex" xmlns:w16cid="http://schemas.microsoft.com/office/word/2016/wordml/cid" xmlns:w16="http://schemas.microsoft.com/office/word/2018/wordml" xmlns:w16du="http://schemas.microsoft.com/office/word/2023/wordml/word16du" xmlns:w16sdtdh="http://schemas.microsoft.com/office/word/2020/wordml/sdtdatahash" xmlns:w16sdtfl="http://schemas.microsoft.com/office/word/2024/wordml/sdtformatlock" xmlns:w16se="http://schemas.microsoft.com/office/word/2015/wordml/symex" xmlns:wpg="http://schemas.microsoft.com/office/word/2010/wordprocessingGroup" xmlns:wpi="http://schemas.microsoft.com/office/word/2010/wordprocessingInk" xmlns:wne="http://schemas.microsoft.com/office/word/2006/wordml" xmlns:wps="http://schemas.microsoft.com/office/word/2010/wordprocessingShape" mc:Ignorable="w14 w15 w16se w16cid w16 w16cex w16sdtdh w16sdtfl w16du wp14">
+<w:endnotes xmlns:wpc="http://schemas.microsoft.com/office/word/2010/wordprocessingCanvas" xmlns:cx="http://schemas.microsoft.com/office/drawing/2014/chartex" xmlns:cx1="http://schemas.microsoft.com/office/drawing/2015/9/8/chartex" xmlns:cx2="http://schemas.microsoft.com/office/drawing/2015/10/21/chartex" xmlns:cx3="http://schemas.microsoft.com/office/drawing/2016/5/9/chartex" xmlns:cx4="http://schemas.microsoft.com/office/drawing/2016/5/10/chartex" xmlns:cx5="http://schemas.microsoft.com/office/drawing/2016/5/11/chartex" xmlns:cx6="http://schemas.microsoft.com/office/drawing/2016/5/12/chartex" xmlns:cx7="http://schemas.microsoft.com/office/drawing/2016/5/13/chartex" xmlns:cx8="http://schemas.microsoft.com/office/drawing/2016/5/14/chartex" xmlns:mc="http://schemas.openxmlformats.org/markup-compatibility/2006" xmlns:aink="http://schemas.microsoft.com/office/drawing/2016/ink" xmlns:am3d="http://schemas.microsoft.com/office/drawing/2017/model3d" xmlns:o="urn:schemas-microsoft-com:office:office" xmlns:oel="http://schemas.microsoft.com/office/2019/extlst" xmlns:r="http://schemas.openxmlformats.org/officeDocument/2006/relationships" xmlns:m="http://schemas.openxmlformats.org/officeDocument/2006/math" xmlns:v="urn:schemas-microsoft-com:vml" xmlns:wp14="http://schemas.microsoft.com/office/word/2010/wordprocessingDrawing" xmlns:wp="http://schemas.openxmlformats.org/drawingml/2006/wordprocessingDrawing" xmlns:w10="urn:schemas-microsoft-com:office:word" xmlns:w="http://schemas.openxmlformats.org/wordprocessingml/2006/main" xmlns:w14="http://schemas.microsoft.com/office/word/2010/wordml" xmlns:w15="http://schemas.microsoft.com/office/word/2012/wordml" xmlns:w16cex="http://schemas.microsoft.com/office/word/2018/wordml/cex" xmlns:w16cid="http://schemas.microsoft.com/office/word/2016/wordml/cid" xmlns:w16="http://schemas.microsoft.com/office/word/2018/wordml" xmlns:w16du="http://schemas.microsoft.com/office/word/2023/wordml/word16du" xmlns:w16sdtdh="http://schemas.microsoft.com/office/word/2020/wordml/sdtdatahash" xmlns:w16sdtfl="http://schemas.microsoft.com/office/word/2024/wordml/sdtformatlock" xmlns:w16se="http://schemas.microsoft.com/office/word/2015/wordml/symex" xmlns:wpg="http://schemas.microsoft.com/office/word/2010/wordprocessingGroup" xmlns:wpi="http://schemas.microsoft.com/office/word/2010/wordprocessingInk" xmlns:wne="http://schemas.microsoft.com/office/word/2006/wordml" xmlns:wps="http://schemas.microsoft.com/office/word/2010/wordprocessingShape" mc:Ignorable="w14 w15 w16se w16cid w16 w16cex w16sdtdh w16sdtfl w16du wp14">
   <w:endnote w:type="separator" w:id="-1">
     <w:p>
       <w:pPr>
@@ -21542,7 +21542,7 @@
 </file>
 
 <file path=word/footer1.xml><?xml version="1.0" encoding="utf-8"?>
-<w:ftr xmlns:wpc="http://schemas.microsoft.com/office/word/2010/wordprocessingCanvas" xmlns:cx="http://schemas.microsoft.com/office/drawing/2014/chartex" xmlns:cx1="http://schemas.microsoft.com/office/drawing/2015/9/8/chartex" xmlns:cx2="http://schemas.microsoft.com/office/drawing/2015/10/21/chartex" xmlns:cx3="http://schemas.microsoft.com/office/drawing/2016/5/9/chartex" xmlns:cx4="http://schemas.microsoft.com/office/drawing/2016/5/10/chartex" xmlns:cx5="http://schemas.microsoft.com/office/drawing/2016/5/11/chartex" xmlns:cx6="http://schemas.microsoft.com/office/drawing/2016/5/12/chartex" xmlns:cx7="http://schemas.microsoft.com/office/drawing/2016/5/13/chartex" xmlns:cx8="http://schemas.microsoft.com/office/drawing/2016/5/14/chartex" xmlns:mc="http://schemas.openxmlformats.org/markup-compatibility/2006" xmlns:aink="http://schemas.microsoft.com/office/drawing/2016/ink" xmlns:am3d="http://schemas.microsoft.com/office/drawing/2017/model3d" xmlns:o="urn:schemas-microsoft-com:office:office" xmlns:oel="http://schemas.microsoft.com/office/2019/extlst" xmlns:r="http://schemas.openxmlformats.org/officeDocument/2006/relationships" xmlns:m="http://schemas.openxmlformats.org/officeDocument/2006/math" xmlns:v="urn:schemas-microsoft-com:vml" xmlns:wp14="http://schemas.microsoft.com/office/word/2010/wordprocessingDrawing" xmlns:wp="http://schemas.openxmlformats.org/drawingml/2006/wordprocessingDrawing" xmlns:w10="urn:schemas-microsoft-com:office:word" xmlns:w="http://schemas.openxmlformats.org/wordprocessingml/2006/main" xmlns:w14="http://schemas.microsoft.com/office/word/2010/wordml" xmlns:w15="http://schemas.microsoft.com/office/word/2012/wordml" xmlns:w16cei="http://schemas.microsoft.com/office/word/2026/wordml/cei" xmlns:w16cex="http://schemas.microsoft.com/office/word/2018/wordml/cex" xmlns:w16cid="http://schemas.microsoft.com/office/word/2016/wordml/cid" xmlns:w16="http://schemas.microsoft.com/office/word/2018/wordml" xmlns:w16du="http://schemas.microsoft.com/office/word/2023/wordml/word16du" xmlns:w16sdtdh="http://schemas.microsoft.com/office/word/2020/wordml/sdtdatahash" xmlns:w16sdtfl="http://schemas.microsoft.com/office/word/2024/wordml/sdtformatlock" xmlns:w16se="http://schemas.microsoft.com/office/word/2015/wordml/symex" xmlns:wpg="http://schemas.microsoft.com/office/word/2010/wordprocessingGroup" xmlns:wpi="http://schemas.microsoft.com/office/word/2010/wordprocessingInk" xmlns:wne="http://schemas.microsoft.com/office/word/2006/wordml" xmlns:wps="http://schemas.microsoft.com/office/word/2010/wordprocessingShape" mc:Ignorable="w14 w15 w16se w16cid w16 w16cex w16sdtdh w16sdtfl w16du wp14">
+<w:ftr xmlns:wpc="http://schemas.microsoft.com/office/word/2010/wordprocessingCanvas" xmlns:cx="http://schemas.microsoft.com/office/drawing/2014/chartex" xmlns:cx1="http://schemas.microsoft.com/office/drawing/2015/9/8/chartex" xmlns:cx2="http://schemas.microsoft.com/office/drawing/2015/10/21/chartex" xmlns:cx3="http://schemas.microsoft.com/office/drawing/2016/5/9/chartex" xmlns:cx4="http://schemas.microsoft.com/office/drawing/2016/5/10/chartex" xmlns:cx5="http://schemas.microsoft.com/office/drawing/2016/5/11/chartex" xmlns:cx6="http://schemas.microsoft.com/office/drawing/2016/5/12/chartex" xmlns:cx7="http://schemas.microsoft.com/office/drawing/2016/5/13/chartex" xmlns:cx8="http://schemas.microsoft.com/office/drawing/2016/5/14/chartex" xmlns:mc="http://schemas.openxmlformats.org/markup-compatibility/2006" xmlns:aink="http://schemas.microsoft.com/office/drawing/2016/ink" xmlns:am3d="http://schemas.microsoft.com/office/drawing/2017/model3d" xmlns:o="urn:schemas-microsoft-com:office:office" xmlns:oel="http://schemas.microsoft.com/office/2019/extlst" xmlns:r="http://schemas.openxmlformats.org/officeDocument/2006/relationships" xmlns:m="http://schemas.openxmlformats.org/officeDocument/2006/math" xmlns:v="urn:schemas-microsoft-com:vml" xmlns:wp14="http://schemas.microsoft.com/office/word/2010/wordprocessingDrawing" xmlns:wp="http://schemas.openxmlformats.org/drawingml/2006/wordprocessingDrawing" xmlns:w10="urn:schemas-microsoft-com:office:word" xmlns:w="http://schemas.openxmlformats.org/wordprocessingml/2006/main" xmlns:w14="http://schemas.microsoft.com/office/word/2010/wordml" xmlns:w15="http://schemas.microsoft.com/office/word/2012/wordml" xmlns:w16cex="http://schemas.microsoft.com/office/word/2018/wordml/cex" xmlns:w16cid="http://schemas.microsoft.com/office/word/2016/wordml/cid" xmlns:w16="http://schemas.microsoft.com/office/word/2018/wordml" xmlns:w16du="http://schemas.microsoft.com/office/word/2023/wordml/word16du" xmlns:w16sdtdh="http://schemas.microsoft.com/office/word/2020/wordml/sdtdatahash" xmlns:w16sdtfl="http://schemas.microsoft.com/office/word/2024/wordml/sdtformatlock" xmlns:w16se="http://schemas.microsoft.com/office/word/2015/wordml/symex" xmlns:wpg="http://schemas.microsoft.com/office/word/2010/wordprocessingGroup" xmlns:wpi="http://schemas.microsoft.com/office/word/2010/wordprocessingInk" xmlns:wne="http://schemas.microsoft.com/office/word/2006/wordml" xmlns:wps="http://schemas.microsoft.com/office/word/2010/wordprocessingShape" mc:Ignorable="w14 w15 w16se w16cid w16 w16cex w16sdtdh w16sdtfl w16du wp14">
   <w:p>
     <w:pPr>
       <w:pBdr>
@@ -21666,13 +21666,13 @@
 </file>
 
 <file path=word/footer2.xml><?xml version="1.0" encoding="utf-8"?>
-<w:ftr xmlns:wpc="http://schemas.microsoft.com/office/word/2010/wordprocessingCanvas" xmlns:cx="http://schemas.microsoft.com/office/drawing/2014/chartex" xmlns:cx1="http://schemas.microsoft.com/office/drawing/2015/9/8/chartex" xmlns:cx2="http://schemas.microsoft.com/office/drawing/2015/10/21/chartex" xmlns:cx3="http://schemas.microsoft.com/office/drawing/2016/5/9/chartex" xmlns:cx4="http://schemas.microsoft.com/office/drawing/2016/5/10/chartex" xmlns:cx5="http://schemas.microsoft.com/office/drawing/2016/5/11/chartex" xmlns:cx6="http://schemas.microsoft.com/office/drawing/2016/5/12/chartex" xmlns:cx7="http://schemas.microsoft.com/office/drawing/2016/5/13/chartex" xmlns:cx8="http://schemas.microsoft.com/office/drawing/2016/5/14/chartex" xmlns:mc="http://schemas.openxmlformats.org/markup-compatibility/2006" xmlns:aink="http://schemas.microsoft.com/office/drawing/2016/ink" xmlns:am3d="http://schemas.microsoft.com/office/drawing/2017/model3d" xmlns:o="urn:schemas-microsoft-com:office:office" xmlns:oel="http://schemas.microsoft.com/office/2019/extlst" xmlns:r="http://schemas.openxmlformats.org/officeDocument/2006/relationships" xmlns:m="http://schemas.openxmlformats.org/officeDocument/2006/math" xmlns:v="urn:schemas-microsoft-com:vml" xmlns:wp14="http://schemas.microsoft.com/office/word/2010/wordprocessingDrawing" xmlns:wp="http://schemas.openxmlformats.org/drawingml/2006/wordprocessingDrawing" xmlns:w10="urn:schemas-microsoft-com:office:word" xmlns:w="http://schemas.openxmlformats.org/wordprocessingml/2006/main" xmlns:w14="http://schemas.microsoft.com/office/word/2010/wordml" xmlns:w15="http://schemas.microsoft.com/office/word/2012/wordml" xmlns:w16cei="http://schemas.microsoft.com/office/word/2026/wordml/cei" xmlns:w16cex="http://schemas.microsoft.com/office/word/2018/wordml/cex" xmlns:w16cid="http://schemas.microsoft.com/office/word/2016/wordml/cid" xmlns:w16="http://schemas.microsoft.com/office/word/2018/wordml" xmlns:w16du="http://schemas.microsoft.com/office/word/2023/wordml/word16du" xmlns:w16sdtdh="http://schemas.microsoft.com/office/word/2020/wordml/sdtdatahash" xmlns:w16sdtfl="http://schemas.microsoft.com/office/word/2024/wordml/sdtformatlock" xmlns:w16se="http://schemas.microsoft.com/office/word/2015/wordml/symex" xmlns:wpg="http://schemas.microsoft.com/office/word/2010/wordprocessingGroup" xmlns:wpi="http://schemas.microsoft.com/office/word/2010/wordprocessingInk" xmlns:wne="http://schemas.microsoft.com/office/word/2006/wordml" xmlns:wps="http://schemas.microsoft.com/office/word/2010/wordprocessingShape" mc:Ignorable="w14 w15 w16se w16cid w16 w16cex w16sdtdh w16sdtfl w16du wp14">
+<w:ftr xmlns:wpc="http://schemas.microsoft.com/office/word/2010/wordprocessingCanvas" xmlns:cx="http://schemas.microsoft.com/office/drawing/2014/chartex" xmlns:cx1="http://schemas.microsoft.com/office/drawing/2015/9/8/chartex" xmlns:cx2="http://schemas.microsoft.com/office/drawing/2015/10/21/chartex" xmlns:cx3="http://schemas.microsoft.com/office/drawing/2016/5/9/chartex" xmlns:cx4="http://schemas.microsoft.com/office/drawing/2016/5/10/chartex" xmlns:cx5="http://schemas.microsoft.com/office/drawing/2016/5/11/chartex" xmlns:cx6="http://schemas.microsoft.com/office/drawing/2016/5/12/chartex" xmlns:cx7="http://schemas.microsoft.com/office/drawing/2016/5/13/chartex" xmlns:cx8="http://schemas.microsoft.com/office/drawing/2016/5/14/chartex" xmlns:mc="http://schemas.openxmlformats.org/markup-compatibility/2006" xmlns:aink="http://schemas.microsoft.com/office/drawing/2016/ink" xmlns:am3d="http://schemas.microsoft.com/office/drawing/2017/model3d" xmlns:o="urn:schemas-microsoft-com:office:office" xmlns:oel="http://schemas.microsoft.com/office/2019/extlst" xmlns:r="http://schemas.openxmlformats.org/officeDocument/2006/relationships" xmlns:m="http://schemas.openxmlformats.org/officeDocument/2006/math" xmlns:v="urn:schemas-microsoft-com:vml" xmlns:wp14="http://schemas.microsoft.com/office/word/2010/wordprocessingDrawing" xmlns:wp="http://schemas.openxmlformats.org/drawingml/2006/wordprocessingDrawing" xmlns:w10="urn:schemas-microsoft-com:office:word" xmlns:w="http://schemas.openxmlformats.org/wordprocessingml/2006/main" xmlns:w14="http://schemas.microsoft.com/office/word/2010/wordml" xmlns:w15="http://schemas.microsoft.com/office/word/2012/wordml" xmlns:w16cex="http://schemas.microsoft.com/office/word/2018/wordml/cex" xmlns:w16cid="http://schemas.microsoft.com/office/word/2016/wordml/cid" xmlns:w16="http://schemas.microsoft.com/office/word/2018/wordml" xmlns:w16du="http://schemas.microsoft.com/office/word/2023/wordml/word16du" xmlns:w16sdtdh="http://schemas.microsoft.com/office/word/2020/wordml/sdtdatahash" xmlns:w16sdtfl="http://schemas.microsoft.com/office/word/2024/wordml/sdtformatlock" xmlns:w16se="http://schemas.microsoft.com/office/word/2015/wordml/symex" xmlns:wpg="http://schemas.microsoft.com/office/word/2010/wordprocessingGroup" xmlns:wpi="http://schemas.microsoft.com/office/word/2010/wordprocessingInk" xmlns:wne="http://schemas.microsoft.com/office/word/2006/wordml" xmlns:wps="http://schemas.microsoft.com/office/word/2010/wordprocessingShape" mc:Ignorable="w14 w15 w16se w16cid w16 w16cex w16sdtdh w16sdtfl w16du wp14">
   <w:p/>
 </w:ftr>
 </file>
 
 <file path=word/footnotes.xml><?xml version="1.0" encoding="utf-8"?>
-<w:footnotes xmlns:wpc="http://schemas.microsoft.com/office/word/2010/wordprocessingCanvas" xmlns:cx="http://schemas.microsoft.com/office/drawing/2014/chartex" xmlns:cx1="http://schemas.microsoft.com/office/drawing/2015/9/8/chartex" xmlns:cx2="http://schemas.microsoft.com/office/drawing/2015/10/21/chartex" xmlns:cx3="http://schemas.microsoft.com/office/drawing/2016/5/9/chartex" xmlns:cx4="http://schemas.microsoft.com/office/drawing/2016/5/10/chartex" xmlns:cx5="http://schemas.microsoft.com/office/drawing/2016/5/11/chartex" xmlns:cx6="http://schemas.microsoft.com/office/drawing/2016/5/12/chartex" xmlns:cx7="http://schemas.microsoft.com/office/drawing/2016/5/13/chartex" xmlns:cx8="http://schemas.microsoft.com/office/drawing/2016/5/14/chartex" xmlns:mc="http://schemas.openxmlformats.org/markup-compatibility/2006" xmlns:aink="http://schemas.microsoft.com/office/drawing/2016/ink" xmlns:am3d="http://schemas.microsoft.com/office/drawing/2017/model3d" xmlns:o="urn:schemas-microsoft-com:office:office" xmlns:oel="http://schemas.microsoft.com/office/2019/extlst" xmlns:r="http://schemas.openxmlformats.org/officeDocument/2006/relationships" xmlns:m="http://schemas.openxmlformats.org/officeDocument/2006/math" xmlns:v="urn:schemas-microsoft-com:vml" xmlns:wp14="http://schemas.microsoft.com/office/word/2010/wordprocessingDrawing" xmlns:wp="http://schemas.openxmlformats.org/drawingml/2006/wordprocessingDrawing" xmlns:w10="urn:schemas-microsoft-com:office:word" xmlns:w="http://schemas.openxmlformats.org/wordprocessingml/2006/main" xmlns:w14="http://schemas.microsoft.com/office/word/2010/wordml" xmlns:w15="http://schemas.microsoft.com/office/word/2012/wordml" xmlns:w16cei="http://schemas.microsoft.com/office/word/2026/wordml/cei" xmlns:w16cex="http://schemas.microsoft.com/office/word/2018/wordml/cex" xmlns:w16cid="http://schemas.microsoft.com/office/word/2016/wordml/cid" xmlns:w16="http://schemas.microsoft.com/office/word/2018/wordml" xmlns:w16du="http://schemas.microsoft.com/office/word/2023/wordml/word16du" xmlns:w16sdtdh="http://schemas.microsoft.com/office/word/2020/wordml/sdtdatahash" xmlns:w16sdtfl="http://schemas.microsoft.com/office/word/2024/wordml/sdtformatlock" xmlns:w16se="http://schemas.microsoft.com/office/word/2015/wordml/symex" xmlns:wpg="http://schemas.microsoft.com/office/word/2010/wordprocessingGroup" xmlns:wpi="http://schemas.microsoft.com/office/word/2010/wordprocessingInk" xmlns:wne="http://schemas.microsoft.com/office/word/2006/wordml" xmlns:wps="http://schemas.microsoft.com/office/word/2010/wordprocessingShape" mc:Ignorable="w14 w15 w16se w16cid w16 w16cex w16sdtdh w16sdtfl w16du wp14">
+<w:footnotes xmlns:wpc="http://schemas.microsoft.com/office/word/2010/wordprocessingCanvas" xmlns:cx="http://schemas.microsoft.com/office/drawing/2014/chartex" xmlns:cx1="http://schemas.microsoft.com/office/drawing/2015/9/8/chartex" xmlns:cx2="http://schemas.microsoft.com/office/drawing/2015/10/21/chartex" xmlns:cx3="http://schemas.microsoft.com/office/drawing/2016/5/9/chartex" xmlns:cx4="http://schemas.microsoft.com/office/drawing/2016/5/10/chartex" xmlns:cx5="http://schemas.microsoft.com/office/drawing/2016/5/11/chartex" xmlns:cx6="http://schemas.microsoft.com/office/drawing/2016/5/12/chartex" xmlns:cx7="http://schemas.microsoft.com/office/drawing/2016/5/13/chartex" xmlns:cx8="http://schemas.microsoft.com/office/drawing/2016/5/14/chartex" xmlns:mc="http://schemas.openxmlformats.org/markup-compatibility/2006" xmlns:aink="http://schemas.microsoft.com/office/drawing/2016/ink" xmlns:am3d="http://schemas.microsoft.com/office/drawing/2017/model3d" xmlns:o="urn:schemas-microsoft-com:office:office" xmlns:oel="http://schemas.microsoft.com/office/2019/extlst" xmlns:r="http://schemas.openxmlformats.org/officeDocument/2006/relationships" xmlns:m="http://schemas.openxmlformats.org/officeDocument/2006/math" xmlns:v="urn:schemas-microsoft-com:vml" xmlns:wp14="http://schemas.microsoft.com/office/word/2010/wordprocessingDrawing" xmlns:wp="http://schemas.openxmlformats.org/drawingml/2006/wordprocessingDrawing" xmlns:w10="urn:schemas-microsoft-com:office:word" xmlns:w="http://schemas.openxmlformats.org/wordprocessingml/2006/main" xmlns:w14="http://schemas.microsoft.com/office/word/2010/wordml" xmlns:w15="http://schemas.microsoft.com/office/word/2012/wordml" xmlns:w16cex="http://schemas.microsoft.com/office/word/2018/wordml/cex" xmlns:w16cid="http://schemas.microsoft.com/office/word/2016/wordml/cid" xmlns:w16="http://schemas.microsoft.com/office/word/2018/wordml" xmlns:w16du="http://schemas.microsoft.com/office/word/2023/wordml/word16du" xmlns:w16sdtdh="http://schemas.microsoft.com/office/word/2020/wordml/sdtdatahash" xmlns:w16sdtfl="http://schemas.microsoft.com/office/word/2024/wordml/sdtformatlock" xmlns:w16se="http://schemas.microsoft.com/office/word/2015/wordml/symex" xmlns:wpg="http://schemas.microsoft.com/office/word/2010/wordprocessingGroup" xmlns:wpi="http://schemas.microsoft.com/office/word/2010/wordprocessingInk" xmlns:wne="http://schemas.microsoft.com/office/word/2006/wordml" xmlns:wps="http://schemas.microsoft.com/office/word/2010/wordprocessingShape" mc:Ignorable="w14 w15 w16se w16cid w16 w16cex w16sdtdh w16sdtfl w16du wp14">
   <w:footnote w:type="separator" w:id="-1">
     <w:p>
       <w:pPr>
@@ -21697,7 +21697,7 @@
 </file>
 
 <file path=word/header1.xml><?xml version="1.0" encoding="utf-8"?>
-<w:hdr xmlns:wpc="http://schemas.microsoft.com/office/word/2010/wordprocessingCanvas" xmlns:cx="http://schemas.microsoft.com/office/drawing/2014/chartex" xmlns:cx1="http://schemas.microsoft.com/office/drawing/2015/9/8/chartex" xmlns:cx2="http://schemas.microsoft.com/office/drawing/2015/10/21/chartex" xmlns:cx3="http://schemas.microsoft.com/office/drawing/2016/5/9/chartex" xmlns:cx4="http://schemas.microsoft.com/office/drawing/2016/5/10/chartex" xmlns:cx5="http://schemas.microsoft.com/office/drawing/2016/5/11/chartex" xmlns:cx6="http://schemas.microsoft.com/office/drawing/2016/5/12/chartex" xmlns:cx7="http://schemas.microsoft.com/office/drawing/2016/5/13/chartex" xmlns:cx8="http://schemas.microsoft.com/office/drawing/2016/5/14/chartex" xmlns:mc="http://schemas.openxmlformats.org/markup-compatibility/2006" xmlns:aink="http://schemas.microsoft.com/office/drawing/2016/ink" xmlns:am3d="http://schemas.microsoft.com/office/drawing/2017/model3d" xmlns:o="urn:schemas-microsoft-com:office:office" xmlns:oel="http://schemas.microsoft.com/office/2019/extlst" xmlns:r="http://schemas.openxmlformats.org/officeDocument/2006/relationships" xmlns:m="http://schemas.openxmlformats.org/officeDocument/2006/math" xmlns:v="urn:schemas-microsoft-com:vml" xmlns:wp14="http://schemas.microsoft.com/office/word/2010/wordprocessingDrawing" xmlns:wp="http://schemas.openxmlformats.org/drawingml/2006/wordprocessingDrawing" xmlns:w10="urn:schemas-microsoft-com:office:word" xmlns:w="http://schemas.openxmlformats.org/wordprocessingml/2006/main" xmlns:w14="http://schemas.microsoft.com/office/word/2010/wordml" xmlns:w15="http://schemas.microsoft.com/office/word/2012/wordml" xmlns:w16cei="http://schemas.microsoft.com/office/word/2026/wordml/cei" xmlns:w16cex="http://schemas.microsoft.com/office/word/2018/wordml/cex" xmlns:w16cid="http://schemas.microsoft.com/office/word/2016/wordml/cid" xmlns:w16="http://schemas.microsoft.com/office/word/2018/wordml" xmlns:w16du="http://schemas.microsoft.com/office/word/2023/wordml/word16du" xmlns:w16sdtdh="http://schemas.microsoft.com/office/word/2020/wordml/sdtdatahash" xmlns:w16sdtfl="http://schemas.microsoft.com/office/word/2024/wordml/sdtformatlock" xmlns:w16se="http://schemas.microsoft.com/office/word/2015/wordml/symex" xmlns:wpg="http://schemas.microsoft.com/office/word/2010/wordprocessingGroup" xmlns:wpi="http://schemas.microsoft.com/office/word/2010/wordprocessingInk" xmlns:wne="http://schemas.microsoft.com/office/word/2006/wordml" xmlns:wps="http://schemas.microsoft.com/office/word/2010/wordprocessingShape" mc:Ignorable="w14 w15 w16se w16cid w16 w16cex w16sdtdh w16sdtfl w16du wp14">
+<w:hdr xmlns:wpc="http://schemas.microsoft.com/office/word/2010/wordprocessingCanvas" xmlns:cx="http://schemas.microsoft.com/office/drawing/2014/chartex" xmlns:cx1="http://schemas.microsoft.com/office/drawing/2015/9/8/chartex" xmlns:cx2="http://schemas.microsoft.com/office/drawing/2015/10/21/chartex" xmlns:cx3="http://schemas.microsoft.com/office/drawing/2016/5/9/chartex" xmlns:cx4="http://schemas.microsoft.com/office/drawing/2016/5/10/chartex" xmlns:cx5="http://schemas.microsoft.com/office/drawing/2016/5/11/chartex" xmlns:cx6="http://schemas.microsoft.com/office/drawing/2016/5/12/chartex" xmlns:cx7="http://schemas.microsoft.com/office/drawing/2016/5/13/chartex" xmlns:cx8="http://schemas.microsoft.com/office/drawing/2016/5/14/chartex" xmlns:mc="http://schemas.openxmlformats.org/markup-compatibility/2006" xmlns:aink="http://schemas.microsoft.com/office/drawing/2016/ink" xmlns:am3d="http://schemas.microsoft.com/office/drawing/2017/model3d" xmlns:o="urn:schemas-microsoft-com:office:office" xmlns:oel="http://schemas.microsoft.com/office/2019/extlst" xmlns:r="http://schemas.openxmlformats.org/officeDocument/2006/relationships" xmlns:m="http://schemas.openxmlformats.org/officeDocument/2006/math" xmlns:v="urn:schemas-microsoft-com:vml" xmlns:wp14="http://schemas.microsoft.com/office/word/2010/wordprocessingDrawing" xmlns:wp="http://schemas.openxmlformats.org/drawingml/2006/wordprocessingDrawing" xmlns:w10="urn:schemas-microsoft-com:office:word" xmlns:w="http://schemas.openxmlformats.org/wordprocessingml/2006/main" xmlns:w14="http://schemas.microsoft.com/office/word/2010/wordml" xmlns:w15="http://schemas.microsoft.com/office/word/2012/wordml" xmlns:w16cex="http://schemas.microsoft.com/office/word/2018/wordml/cex" xmlns:w16cid="http://schemas.microsoft.com/office/word/2016/wordml/cid" xmlns:w16="http://schemas.microsoft.com/office/word/2018/wordml" xmlns:w16du="http://schemas.microsoft.com/office/word/2023/wordml/word16du" xmlns:w16sdtdh="http://schemas.microsoft.com/office/word/2020/wordml/sdtdatahash" xmlns:w16sdtfl="http://schemas.microsoft.com/office/word/2024/wordml/sdtformatlock" xmlns:w16se="http://schemas.microsoft.com/office/word/2015/wordml/symex" xmlns:wpg="http://schemas.microsoft.com/office/word/2010/wordprocessingGroup" xmlns:wpi="http://schemas.microsoft.com/office/word/2010/wordprocessingInk" xmlns:wne="http://schemas.microsoft.com/office/word/2006/wordml" xmlns:wps="http://schemas.microsoft.com/office/word/2010/wordprocessingShape" mc:Ignorable="w14 w15 w16se w16cid w16 w16cex w16sdtdh w16sdtfl w16du wp14">
   <w:p>
     <w:pPr>
       <w:pBdr>
@@ -21725,10 +21725,10 @@
         <w:noProof/>
       </w:rPr>
       <w:drawing>
-        <wp:inline distT="0" distB="0" distL="0" distR="0" wp14:anchorId="1F50D9DA" wp14:editId="7BC234F1">
+        <wp:inline distT="0" distB="0" distL="0" distR="0" wp14:anchorId="7C260700" wp14:editId="59E784C2">
           <wp:extent cx="904875" cy="352425"/>
           <wp:effectExtent l="0" t="0" r="0" b="0"/>
-          <wp:docPr id="410052556" name="Immagine 410052556"/>
+          <wp:docPr id="1593081580" name="Immagine 1593081580"/>
           <wp:cNvGraphicFramePr>
             <a:graphicFrameLocks xmlns:a="http://schemas.openxmlformats.org/drawingml/2006/main" noChangeAspect="1"/>
           </wp:cNvGraphicFramePr>
@@ -21768,18 +21768,18 @@
 </file>
 
 <file path=word/header2.xml><?xml version="1.0" encoding="utf-8"?>
-<w:hdr xmlns:wpc="http://schemas.microsoft.com/office/word/2010/wordprocessingCanvas" xmlns:cx="http://schemas.microsoft.com/office/drawing/2014/chartex" xmlns:cx1="http://schemas.microsoft.com/office/drawing/2015/9/8/chartex" xmlns:cx2="http://schemas.microsoft.com/office/drawing/2015/10/21/chartex" xmlns:cx3="http://schemas.microsoft.com/office/drawing/2016/5/9/chartex" xmlns:cx4="http://schemas.microsoft.com/office/drawing/2016/5/10/chartex" xmlns:cx5="http://schemas.microsoft.com/office/drawing/2016/5/11/chartex" xmlns:cx6="http://schemas.microsoft.com/office/drawing/2016/5/12/chartex" xmlns:cx7="http://schemas.microsoft.com/office/drawing/2016/5/13/chartex" xmlns:cx8="http://schemas.microsoft.com/office/drawing/2016/5/14/chartex" xmlns:mc="http://schemas.openxmlformats.org/markup-compatibility/2006" xmlns:aink="http://schemas.microsoft.com/office/drawing/2016/ink" xmlns:am3d="http://schemas.microsoft.com/office/drawing/2017/model3d" xmlns:o="urn:schemas-microsoft-com:office:office" xmlns:oel="http://schemas.microsoft.com/office/2019/extlst" xmlns:r="http://schemas.openxmlformats.org/officeDocument/2006/relationships" xmlns:m="http://schemas.openxmlformats.org/officeDocument/2006/math" xmlns:v="urn:schemas-microsoft-com:vml" xmlns:wp14="http://schemas.microsoft.com/office/word/2010/wordprocessingDrawing" xmlns:wp="http://schemas.openxmlformats.org/drawingml/2006/wordprocessingDrawing" xmlns:w10="urn:schemas-microsoft-com:office:word" xmlns:w="http://schemas.openxmlformats.org/wordprocessingml/2006/main" xmlns:w14="http://schemas.microsoft.com/office/word/2010/wordml" xmlns:w15="http://schemas.microsoft.com/office/word/2012/wordml" xmlns:w16cei="http://schemas.microsoft.com/office/word/2026/wordml/cei" xmlns:w16cex="http://schemas.microsoft.com/office/word/2018/wordml/cex" xmlns:w16cid="http://schemas.microsoft.com/office/word/2016/wordml/cid" xmlns:w16="http://schemas.microsoft.com/office/word/2018/wordml" xmlns:w16du="http://schemas.microsoft.com/office/word/2023/wordml/word16du" xmlns:w16sdtdh="http://schemas.microsoft.com/office/word/2020/wordml/sdtdatahash" xmlns:w16sdtfl="http://schemas.microsoft.com/office/word/2024/wordml/sdtformatlock" xmlns:w16se="http://schemas.microsoft.com/office/word/2015/wordml/symex" xmlns:wpg="http://schemas.microsoft.com/office/word/2010/wordprocessingGroup" xmlns:wpi="http://schemas.microsoft.com/office/word/2010/wordprocessingInk" xmlns:wne="http://schemas.microsoft.com/office/word/2006/wordml" xmlns:wps="http://schemas.microsoft.com/office/word/2010/wordprocessingShape" mc:Ignorable="w14 w15 w16se w16cid w16 w16cex w16sdtdh w16sdtfl w16du wp14">
+<w:hdr xmlns:wpc="http://schemas.microsoft.com/office/word/2010/wordprocessingCanvas" xmlns:cx="http://schemas.microsoft.com/office/drawing/2014/chartex" xmlns:cx1="http://schemas.microsoft.com/office/drawing/2015/9/8/chartex" xmlns:cx2="http://schemas.microsoft.com/office/drawing/2015/10/21/chartex" xmlns:cx3="http://schemas.microsoft.com/office/drawing/2016/5/9/chartex" xmlns:cx4="http://schemas.microsoft.com/office/drawing/2016/5/10/chartex" xmlns:cx5="http://schemas.microsoft.com/office/drawing/2016/5/11/chartex" xmlns:cx6="http://schemas.microsoft.com/office/drawing/2016/5/12/chartex" xmlns:cx7="http://schemas.microsoft.com/office/drawing/2016/5/13/chartex" xmlns:cx8="http://schemas.microsoft.com/office/drawing/2016/5/14/chartex" xmlns:mc="http://schemas.openxmlformats.org/markup-compatibility/2006" xmlns:aink="http://schemas.microsoft.com/office/drawing/2016/ink" xmlns:am3d="http://schemas.microsoft.com/office/drawing/2017/model3d" xmlns:o="urn:schemas-microsoft-com:office:office" xmlns:oel="http://schemas.microsoft.com/office/2019/extlst" xmlns:r="http://schemas.openxmlformats.org/officeDocument/2006/relationships" xmlns:m="http://schemas.openxmlformats.org/officeDocument/2006/math" xmlns:v="urn:schemas-microsoft-com:vml" xmlns:wp14="http://schemas.microsoft.com/office/word/2010/wordprocessingDrawing" xmlns:wp="http://schemas.openxmlformats.org/drawingml/2006/wordprocessingDrawing" xmlns:w10="urn:schemas-microsoft-com:office:word" xmlns:w="http://schemas.openxmlformats.org/wordprocessingml/2006/main" xmlns:w14="http://schemas.microsoft.com/office/word/2010/wordml" xmlns:w15="http://schemas.microsoft.com/office/word/2012/wordml" xmlns:w16cex="http://schemas.microsoft.com/office/word/2018/wordml/cex" xmlns:w16cid="http://schemas.microsoft.com/office/word/2016/wordml/cid" xmlns:w16="http://schemas.microsoft.com/office/word/2018/wordml" xmlns:w16du="http://schemas.microsoft.com/office/word/2023/wordml/word16du" xmlns:w16sdtdh="http://schemas.microsoft.com/office/word/2020/wordml/sdtdatahash" xmlns:w16sdtfl="http://schemas.microsoft.com/office/word/2024/wordml/sdtformatlock" xmlns:w16se="http://schemas.microsoft.com/office/word/2015/wordml/symex" xmlns:wpg="http://schemas.microsoft.com/office/word/2010/wordprocessingGroup" xmlns:wpi="http://schemas.microsoft.com/office/word/2010/wordprocessingInk" xmlns:wne="http://schemas.microsoft.com/office/word/2006/wordml" xmlns:wps="http://schemas.microsoft.com/office/word/2010/wordprocessingShape" mc:Ignorable="w14 w15 w16se w16cid w16 w16cex w16sdtdh w16sdtfl w16du wp14">
   <w:p/>
 </w:hdr>
 </file>
 
 <file path=word/numbering.xml><?xml version="1.0" encoding="utf-8"?>
-<w:numbering xmlns:wpc="http://schemas.microsoft.com/office/word/2010/wordprocessingCanvas" xmlns:cx="http://schemas.microsoft.com/office/drawing/2014/chartex" xmlns:cx1="http://schemas.microsoft.com/office/drawing/2015/9/8/chartex" xmlns:cx2="http://schemas.microsoft.com/office/drawing/2015/10/21/chartex" xmlns:cx3="http://schemas.microsoft.com/office/drawing/2016/5/9/chartex" xmlns:cx4="http://schemas.microsoft.com/office/drawing/2016/5/10/chartex" xmlns:cx5="http://schemas.microsoft.com/office/drawing/2016/5/11/chartex" xmlns:cx6="http://schemas.microsoft.com/office/drawing/2016/5/12/chartex" xmlns:cx7="http://schemas.microsoft.com/office/drawing/2016/5/13/chartex" xmlns:cx8="http://schemas.microsoft.com/office/drawing/2016/5/14/chartex" xmlns:mc="http://schemas.openxmlformats.org/markup-compatibility/2006" xmlns:aink="http://schemas.microsoft.com/office/drawing/2016/ink" xmlns:am3d="http://schemas.microsoft.com/office/drawing/2017/model3d" xmlns:o="urn:schemas-microsoft-com:office:office" xmlns:oel="http://schemas.microsoft.com/office/2019/extlst" xmlns:r="http://schemas.openxmlformats.org/officeDocument/2006/relationships" xmlns:m="http://schemas.openxmlformats.org/officeDocument/2006/math" xmlns:v="urn:schemas-microsoft-com:vml" xmlns:wp14="http://schemas.microsoft.com/office/word/2010/wordprocessingDrawing" xmlns:wp="http://schemas.openxmlformats.org/drawingml/2006/wordprocessingDrawing" xmlns:w10="urn:schemas-microsoft-com:office:word" xmlns:w="http://schemas.openxmlformats.org/wordprocessingml/2006/main" xmlns:w14="http://schemas.microsoft.com/office/word/2010/wordml" xmlns:w15="http://schemas.microsoft.com/office/word/2012/wordml" xmlns:w16cei="http://schemas.microsoft.com/office/word/2026/wordml/cei" xmlns:w16cex="http://schemas.microsoft.com/office/word/2018/wordml/cex" xmlns:w16cid="http://schemas.microsoft.com/office/word/2016/wordml/cid" xmlns:w16="http://schemas.microsoft.com/office/word/2018/wordml" xmlns:w16du="http://schemas.microsoft.com/office/word/2023/wordml/word16du" xmlns:w16sdtdh="http://schemas.microsoft.com/office/word/2020/wordml/sdtdatahash" xmlns:w16sdtfl="http://schemas.microsoft.com/office/word/2024/wordml/sdtformatlock" xmlns:w16se="http://schemas.microsoft.com/office/word/2015/wordml/symex" xmlns:wpg="http://schemas.microsoft.com/office/word/2010/wordprocessingGroup" xmlns:wpi="http://schemas.microsoft.com/office/word/2010/wordprocessingInk" xmlns:wne="http://schemas.microsoft.com/office/word/2006/wordml" xmlns:wps="http://schemas.microsoft.com/office/word/2010/wordprocessingShape" mc:Ignorable="w14 w15 w16se w16cid w16 w16cex w16sdtdh w16sdtfl w16du wp14">
+<w:numbering xmlns:wpc="http://schemas.microsoft.com/office/word/2010/wordprocessingCanvas" xmlns:cx="http://schemas.microsoft.com/office/drawing/2014/chartex" xmlns:cx1="http://schemas.microsoft.com/office/drawing/2015/9/8/chartex" xmlns:cx2="http://schemas.microsoft.com/office/drawing/2015/10/21/chartex" xmlns:cx3="http://schemas.microsoft.com/office/drawing/2016/5/9/chartex" xmlns:cx4="http://schemas.microsoft.com/office/drawing/2016/5/10/chartex" xmlns:cx5="http://schemas.microsoft.com/office/drawing/2016/5/11/chartex" xmlns:cx6="http://schemas.microsoft.com/office/drawing/2016/5/12/chartex" xmlns:cx7="http://schemas.microsoft.com/office/drawing/2016/5/13/chartex" xmlns:cx8="http://schemas.microsoft.com/office/drawing/2016/5/14/chartex" xmlns:mc="http://schemas.openxmlformats.org/markup-compatibility/2006" xmlns:aink="http://schemas.microsoft.com/office/drawing/2016/ink" xmlns:am3d="http://schemas.microsoft.com/office/drawing/2017/model3d" xmlns:o="urn:schemas-microsoft-com:office:office" xmlns:oel="http://schemas.microsoft.com/office/2019/extlst" xmlns:r="http://schemas.openxmlformats.org/officeDocument/2006/relationships" xmlns:m="http://schemas.openxmlformats.org/officeDocument/2006/math" xmlns:v="urn:schemas-microsoft-com:vml" xmlns:wp14="http://schemas.microsoft.com/office/word/2010/wordprocessingDrawing" xmlns:wp="http://schemas.openxmlformats.org/drawingml/2006/wordprocessingDrawing" xmlns:w10="urn:schemas-microsoft-com:office:word" xmlns:w="http://schemas.openxmlformats.org/wordprocessingml/2006/main" xmlns:w14="http://schemas.microsoft.com/office/word/2010/wordml" xmlns:w15="http://schemas.microsoft.com/office/word/2012/wordml" xmlns:w16cex="http://schemas.microsoft.com/office/word/2018/wordml/cex" xmlns:w16cid="http://schemas.microsoft.com/office/word/2016/wordml/cid" xmlns:w16="http://schemas.microsoft.com/office/word/2018/wordml" xmlns:w16du="http://schemas.microsoft.com/office/word/2023/wordml/word16du" xmlns:w16sdtdh="http://schemas.microsoft.com/office/word/2020/wordml/sdtdatahash" xmlns:w16sdtfl="http://schemas.microsoft.com/office/word/2024/wordml/sdtformatlock" xmlns:w16se="http://schemas.microsoft.com/office/word/2015/wordml/symex" xmlns:wpg="http://schemas.microsoft.com/office/word/2010/wordprocessingGroup" xmlns:wpi="http://schemas.microsoft.com/office/word/2010/wordprocessingInk" xmlns:wne="http://schemas.microsoft.com/office/word/2006/wordml" xmlns:wps="http://schemas.microsoft.com/office/word/2010/wordprocessingShape" mc:Ignorable="w14 w15 w16se w16cid w16 w16cex w16sdtdh w16sdtfl w16du wp14">
   <w:abstractNum w:abstractNumId="0" w15:restartNumberingAfterBreak="0">
-    <w:nsid w:val="03A7581B"/>
+    <w:nsid w:val="123D6EDF"/>
     <w:multiLevelType w:val="hybridMultilevel"/>
-    <w:tmpl w:val="A80448A6"/>
-    <w:lvl w:ilvl="0" w:tplc="857A1300">
+    <w:tmpl w:val="3C3ADA4A"/>
+    <w:lvl w:ilvl="0" w:tplc="FA3C6838">
       <w:start w:val="1"/>
       <w:numFmt w:val="bullet"/>
       <w:lvlText w:val="●"/>
@@ -21794,7 +21794,7 @@
         <w:szCs w:val="14"/>
       </w:rPr>
     </w:lvl>
-    <w:lvl w:ilvl="1" w:tplc="2D76651E">
+    <w:lvl w:ilvl="1" w:tplc="C062E6D2">
       <w:start w:val="1"/>
       <w:numFmt w:val="bullet"/>
       <w:lvlText w:val="–"/>
@@ -21807,47 +21807,47 @@
         <w:color w:val="0A5D65"/>
       </w:rPr>
     </w:lvl>
-    <w:lvl w:ilvl="2" w:tplc="9F60BAB0">
+    <w:lvl w:ilvl="2" w:tplc="9E9A1830">
       <w:numFmt w:val="decimal"/>
       <w:lvlText w:val=""/>
       <w:lvlJc w:val="left"/>
     </w:lvl>
-    <w:lvl w:ilvl="3" w:tplc="63505D0A">
+    <w:lvl w:ilvl="3" w:tplc="6ECE5C6A">
       <w:numFmt w:val="decimal"/>
       <w:lvlText w:val=""/>
       <w:lvlJc w:val="left"/>
     </w:lvl>
-    <w:lvl w:ilvl="4" w:tplc="D27ECEF8">
+    <w:lvl w:ilvl="4" w:tplc="E1286E5A">
       <w:numFmt w:val="decimal"/>
       <w:lvlText w:val=""/>
       <w:lvlJc w:val="left"/>
     </w:lvl>
-    <w:lvl w:ilvl="5" w:tplc="97144AA8">
+    <w:lvl w:ilvl="5" w:tplc="E586FECA">
       <w:numFmt w:val="decimal"/>
       <w:lvlText w:val=""/>
       <w:lvlJc w:val="left"/>
     </w:lvl>
-    <w:lvl w:ilvl="6" w:tplc="6A3C02C8">
+    <w:lvl w:ilvl="6" w:tplc="21B20E6A">
       <w:numFmt w:val="decimal"/>
       <w:lvlText w:val=""/>
       <w:lvlJc w:val="left"/>
     </w:lvl>
-    <w:lvl w:ilvl="7" w:tplc="F2D8F0F2">
+    <w:lvl w:ilvl="7" w:tplc="4FB42B66">
       <w:numFmt w:val="decimal"/>
       <w:lvlText w:val=""/>
       <w:lvlJc w:val="left"/>
     </w:lvl>
-    <w:lvl w:ilvl="8" w:tplc="1F6267B4">
+    <w:lvl w:ilvl="8" w:tplc="33C213C0">
       <w:numFmt w:val="decimal"/>
       <w:lvlText w:val=""/>
       <w:lvlJc w:val="left"/>
     </w:lvl>
   </w:abstractNum>
   <w:abstractNum w:abstractNumId="1" w15:restartNumberingAfterBreak="0">
-    <w:nsid w:val="201D3A61"/>
+    <w:nsid w:val="3965099A"/>
     <w:multiLevelType w:val="hybridMultilevel"/>
-    <w:tmpl w:val="BD226F9A"/>
-    <w:lvl w:ilvl="0" w:tplc="E3CCA408">
+    <w:tmpl w:val="F9BC2908"/>
+    <w:lvl w:ilvl="0" w:tplc="77847C88">
       <w:start w:val="1"/>
       <w:numFmt w:val="decimal"/>
       <w:lvlText w:val="%1."/>
@@ -21862,7 +21862,7 @@
         <w:color w:val="DC3230"/>
       </w:rPr>
     </w:lvl>
-    <w:lvl w:ilvl="1" w:tplc="5B762562">
+    <w:lvl w:ilvl="1" w:tplc="E726363A">
       <w:start w:val="1"/>
       <w:numFmt w:val="lowerLetter"/>
       <w:lvlText w:val="%2."/>
@@ -21877,47 +21877,47 @@
         <w:color w:val="0A5D65"/>
       </w:rPr>
     </w:lvl>
-    <w:lvl w:ilvl="2" w:tplc="676ACBD6">
+    <w:lvl w:ilvl="2" w:tplc="A88A6808">
       <w:numFmt w:val="decimal"/>
       <w:lvlText w:val=""/>
       <w:lvlJc w:val="left"/>
     </w:lvl>
-    <w:lvl w:ilvl="3" w:tplc="46D4A07C">
+    <w:lvl w:ilvl="3" w:tplc="6A5267AC">
       <w:numFmt w:val="decimal"/>
       <w:lvlText w:val=""/>
       <w:lvlJc w:val="left"/>
     </w:lvl>
-    <w:lvl w:ilvl="4" w:tplc="353A707A">
+    <w:lvl w:ilvl="4" w:tplc="9B1ABC02">
       <w:numFmt w:val="decimal"/>
       <w:lvlText w:val=""/>
       <w:lvlJc w:val="left"/>
     </w:lvl>
-    <w:lvl w:ilvl="5" w:tplc="95E28792">
+    <w:lvl w:ilvl="5" w:tplc="470E46B0">
       <w:numFmt w:val="decimal"/>
       <w:lvlText w:val=""/>
       <w:lvlJc w:val="left"/>
     </w:lvl>
-    <w:lvl w:ilvl="6" w:tplc="8DD8FF26">
+    <w:lvl w:ilvl="6" w:tplc="5246C710">
       <w:numFmt w:val="decimal"/>
       <w:lvlText w:val=""/>
       <w:lvlJc w:val="left"/>
     </w:lvl>
-    <w:lvl w:ilvl="7" w:tplc="0B7C116E">
+    <w:lvl w:ilvl="7" w:tplc="4DD65C0C">
       <w:numFmt w:val="decimal"/>
       <w:lvlText w:val=""/>
       <w:lvlJc w:val="left"/>
     </w:lvl>
-    <w:lvl w:ilvl="8" w:tplc="E5187292">
+    <w:lvl w:ilvl="8" w:tplc="BA4C6E28">
       <w:numFmt w:val="decimal"/>
       <w:lvlText w:val=""/>
       <w:lvlJc w:val="left"/>
     </w:lvl>
   </w:abstractNum>
   <w:abstractNum w:abstractNumId="2" w15:restartNumberingAfterBreak="0">
-    <w:nsid w:val="53814406"/>
+    <w:nsid w:val="47A6620A"/>
     <w:multiLevelType w:val="hybridMultilevel"/>
-    <w:tmpl w:val="2AC054FC"/>
-    <w:lvl w:ilvl="0" w:tplc="D1B2337E">
+    <w:tmpl w:val="EA3CB504"/>
+    <w:lvl w:ilvl="0" w:tplc="D318DB2C">
       <w:start w:val="1"/>
       <w:numFmt w:val="bullet"/>
       <w:lvlText w:val="●"/>
@@ -21926,7 +21926,7 @@
         <w:ind w:left="720" w:hanging="360"/>
       </w:pPr>
     </w:lvl>
-    <w:lvl w:ilvl="1" w:tplc="EA929254">
+    <w:lvl w:ilvl="1" w:tplc="AC2806B2">
       <w:start w:val="1"/>
       <w:numFmt w:val="bullet"/>
       <w:lvlText w:val="○"/>
@@ -21935,7 +21935,7 @@
         <w:ind w:left="1440" w:hanging="360"/>
       </w:pPr>
     </w:lvl>
-    <w:lvl w:ilvl="2" w:tplc="3DA65E8E">
+    <w:lvl w:ilvl="2" w:tplc="40FA4A0A">
       <w:start w:val="1"/>
       <w:numFmt w:val="bullet"/>
       <w:lvlText w:val="■"/>
@@ -21944,7 +21944,7 @@
         <w:ind w:left="2160" w:hanging="360"/>
       </w:pPr>
     </w:lvl>
-    <w:lvl w:ilvl="3" w:tplc="DC22BAEC">
+    <w:lvl w:ilvl="3" w:tplc="F99EBA22">
       <w:start w:val="1"/>
       <w:numFmt w:val="bullet"/>
       <w:lvlText w:val="●"/>
@@ -21953,7 +21953,7 @@
         <w:ind w:left="2880" w:hanging="360"/>
       </w:pPr>
     </w:lvl>
-    <w:lvl w:ilvl="4" w:tplc="91BED292">
+    <w:lvl w:ilvl="4" w:tplc="30B62926">
       <w:start w:val="1"/>
       <w:numFmt w:val="bullet"/>
       <w:lvlText w:val="○"/>
@@ -21962,7 +21962,7 @@
         <w:ind w:left="3600" w:hanging="360"/>
       </w:pPr>
     </w:lvl>
-    <w:lvl w:ilvl="5" w:tplc="ADEE1544">
+    <w:lvl w:ilvl="5" w:tplc="E728AE4E">
       <w:start w:val="1"/>
       <w:numFmt w:val="bullet"/>
       <w:lvlText w:val="■"/>
@@ -21971,7 +21971,7 @@
         <w:ind w:left="4320" w:hanging="360"/>
       </w:pPr>
     </w:lvl>
-    <w:lvl w:ilvl="6" w:tplc="53E624AC">
+    <w:lvl w:ilvl="6" w:tplc="6DAE44D8">
       <w:start w:val="1"/>
       <w:numFmt w:val="bullet"/>
       <w:lvlText w:val="●"/>
@@ -21980,7 +21980,7 @@
         <w:ind w:left="5040" w:hanging="360"/>
       </w:pPr>
     </w:lvl>
-    <w:lvl w:ilvl="7" w:tplc="4008D164">
+    <w:lvl w:ilvl="7" w:tplc="5D5C1690">
       <w:start w:val="1"/>
       <w:numFmt w:val="bullet"/>
       <w:lvlText w:val="●"/>
@@ -21989,7 +21989,7 @@
         <w:ind w:left="5760" w:hanging="360"/>
       </w:pPr>
     </w:lvl>
-    <w:lvl w:ilvl="8" w:tplc="91560050">
+    <w:lvl w:ilvl="8" w:tplc="DA58EDC6">
       <w:start w:val="1"/>
       <w:numFmt w:val="bullet"/>
       <w:lvlText w:val="●"/>
@@ -21999,13 +21999,13 @@
       </w:pPr>
     </w:lvl>
   </w:abstractNum>
-  <w:num w:numId="1" w16cid:durableId="164322044">
+  <w:num w:numId="1" w16cid:durableId="448664963">
     <w:abstractNumId w:val="2"/>
     <w:lvlOverride w:ilvl="0">
       <w:startOverride w:val="1"/>
     </w:lvlOverride>
   </w:num>
-  <w:num w:numId="2" w16cid:durableId="117770573">
+  <w:num w:numId="2" w16cid:durableId="1042629430">
     <w:abstractNumId w:val="0"/>
     <w:lvlOverride w:ilvl="0">
       <w:startOverride w:val="1"/>
@@ -22649,7 +22649,7 @@
     <w:autoRedefine/>
     <w:uiPriority w:val="39"/>
     <w:unhideWhenUsed/>
-    <w:rsid w:val="00B81F89"/>
+    <w:rsid w:val="00955037"/>
     <w:pPr>
       <w:spacing w:after="100"/>
     </w:pPr>
@@ -22661,7 +22661,7 @@
     <w:autoRedefine/>
     <w:uiPriority w:val="39"/>
     <w:unhideWhenUsed/>
-    <w:rsid w:val="00B81F89"/>
+    <w:rsid w:val="00955037"/>
     <w:pPr>
       <w:spacing w:after="100"/>
       <w:ind w:left="210"/>

--- a/docs/word/05-API-Reference.docx
+++ b/docs/word/05-API-Reference.docx
@@ -11,7 +11,7 @@
           <w:noProof/>
         </w:rPr>
         <w:drawing>
-          <wp:inline distT="0" distB="0" distL="0" distR="0" wp14:anchorId="1C5C0ED4" wp14:editId="12B1A0C7">
+          <wp:inline distT="0" distB="0" distL="0" distR="0" wp14:anchorId="190FDB09" wp14:editId="1052B633">
             <wp:extent cx="1981200" cy="771525"/>
             <wp:effectExtent l="0" t="0" r="0" b="0"/>
             <wp:docPr id="1" name="Immagine 1"/>
@@ -343,7 +343,7 @@
                 <w:sz w:val="19"/>
                 <w:szCs w:val="19"/>
               </w:rPr>
-              <w:t>Documento</w:t>
+              <w:t>Indirizzo (produzione)</w:t>
             </w:r>
           </w:p>
         </w:tc>
@@ -374,7 +374,7 @@
                 <w:sz w:val="19"/>
                 <w:szCs w:val="19"/>
               </w:rPr>
-              <w:t>API — API Reference</w:t>
+              <w:t>https://guestportal.dompe.com</w:t>
             </w:r>
           </w:p>
         </w:tc>
@@ -413,7 +413,7 @@
                 <w:sz w:val="19"/>
                 <w:szCs w:val="19"/>
               </w:rPr>
-              <w:t>Versione</w:t>
+              <w:t>Documento</w:t>
             </w:r>
           </w:p>
         </w:tc>
@@ -444,7 +444,7 @@
                 <w:sz w:val="19"/>
                 <w:szCs w:val="19"/>
               </w:rPr>
-              <w:t>1.0</w:t>
+              <w:t>API — API Reference</w:t>
             </w:r>
           </w:p>
         </w:tc>
@@ -483,7 +483,7 @@
                 <w:sz w:val="19"/>
                 <w:szCs w:val="19"/>
               </w:rPr>
-              <w:t>Data di emissione</w:t>
+              <w:t>Versione</w:t>
             </w:r>
           </w:p>
         </w:tc>
@@ -514,7 +514,7 @@
                 <w:sz w:val="19"/>
                 <w:szCs w:val="19"/>
               </w:rPr>
-              <w:t>22 settembre 2026</w:t>
+              <w:t>1.0</w:t>
             </w:r>
           </w:p>
         </w:tc>
@@ -553,7 +553,7 @@
                 <w:sz w:val="19"/>
                 <w:szCs w:val="19"/>
               </w:rPr>
-              <w:t>Stato</w:t>
+              <w:t>Data di emissione</w:t>
             </w:r>
           </w:p>
         </w:tc>
@@ -584,7 +584,7 @@
                 <w:sz w:val="19"/>
                 <w:szCs w:val="19"/>
               </w:rPr>
-              <w:t>Emesso</w:t>
+              <w:t>25 settembre 2026</w:t>
             </w:r>
           </w:p>
         </w:tc>
@@ -623,7 +623,7 @@
                 <w:sz w:val="19"/>
                 <w:szCs w:val="19"/>
               </w:rPr>
-              <w:t>Destinatari</w:t>
+              <w:t>Stato</w:t>
             </w:r>
           </w:p>
         </w:tc>
@@ -654,7 +654,7 @@
                 <w:sz w:val="19"/>
                 <w:szCs w:val="19"/>
               </w:rPr>
-              <w:t>IT Infrastructure, Security, Sviluppo, Service Desk</w:t>
+              <w:t>Emesso</w:t>
             </w:r>
           </w:p>
         </w:tc>
@@ -693,7 +693,7 @@
                 <w:sz w:val="19"/>
                 <w:szCs w:val="19"/>
               </w:rPr>
-              <w:t>Classificazione</w:t>
+              <w:t>Destinatari</w:t>
             </w:r>
           </w:p>
         </w:tc>
@@ -724,7 +724,7 @@
                 <w:sz w:val="19"/>
                 <w:szCs w:val="19"/>
               </w:rPr>
-              <w:t>Uso interno</w:t>
+              <w:t>IT Infrastructure, Security, Sviluppo, Service Desk</w:t>
             </w:r>
           </w:p>
         </w:tc>
@@ -763,7 +763,7 @@
                 <w:sz w:val="19"/>
                 <w:szCs w:val="19"/>
               </w:rPr>
-              <w:t>Repository di riferimento</w:t>
+              <w:t>Classificazione</w:t>
             </w:r>
           </w:p>
         </w:tc>
@@ -794,7 +794,7 @@
                 <w:sz w:val="19"/>
                 <w:szCs w:val="19"/>
               </w:rPr>
-              <w:t>github.com/ACF-Dompe/Centralino</w:t>
+              <w:t>Uso interno</w:t>
             </w:r>
           </w:p>
         </w:tc>
@@ -833,6 +833,76 @@
                 <w:sz w:val="19"/>
                 <w:szCs w:val="19"/>
               </w:rPr>
+              <w:t>Repository di riferimento</w:t>
+            </w:r>
+          </w:p>
+        </w:tc>
+        <w:tc>
+          <w:tcPr>
+            <w:tcW w:w="6747" w:type="dxa"/>
+            <w:tcBorders>
+              <w:top w:val="single" w:sz="4" w:space="0" w:color="D9D9D9"/>
+              <w:left w:val="single" w:sz="4" w:space="0" w:color="D9D9D9"/>
+              <w:bottom w:val="single" w:sz="4" w:space="0" w:color="D9D9D9"/>
+              <w:right w:val="single" w:sz="4" w:space="0" w:color="D9D9D9"/>
+            </w:tcBorders>
+            <w:shd w:val="clear" w:color="auto" w:fill="FFFFFF"/>
+            <w:tcMar>
+              <w:top w:w="70" w:type="dxa"/>
+              <w:left w:w="110" w:type="dxa"/>
+              <w:bottom w:w="70" w:type="dxa"/>
+              <w:right w:w="110" w:type="dxa"/>
+            </w:tcMar>
+            <w:vAlign w:val="center"/>
+          </w:tcPr>
+          <w:p>
+            <w:pPr>
+              <w:spacing w:after="0" w:line="264" w:lineRule="auto"/>
+            </w:pPr>
+            <w:r>
+              <w:rPr>
+                <w:sz w:val="19"/>
+                <w:szCs w:val="19"/>
+              </w:rPr>
+              <w:t>github.com/ACF-Dompe/Centralino</w:t>
+            </w:r>
+          </w:p>
+        </w:tc>
+      </w:tr>
+      <w:tr>
+        <w:tblPrEx>
+          <w:tblCellMar>
+            <w:top w:w="0" w:type="dxa"/>
+            <w:bottom w:w="0" w:type="dxa"/>
+          </w:tblCellMar>
+        </w:tblPrEx>
+        <w:tc>
+          <w:tcPr>
+            <w:tcW w:w="2891" w:type="dxa"/>
+            <w:tcBorders>
+              <w:top w:val="single" w:sz="4" w:space="0" w:color="D9D9D9"/>
+              <w:left w:val="single" w:sz="4" w:space="0" w:color="D9D9D9"/>
+              <w:bottom w:val="single" w:sz="4" w:space="0" w:color="D9D9D9"/>
+              <w:right w:val="single" w:sz="4" w:space="0" w:color="D9D9D9"/>
+            </w:tcBorders>
+            <w:shd w:val="clear" w:color="auto" w:fill="F0F0F0"/>
+            <w:tcMar>
+              <w:top w:w="70" w:type="dxa"/>
+              <w:left w:w="110" w:type="dxa"/>
+              <w:bottom w:w="70" w:type="dxa"/>
+              <w:right w:w="110" w:type="dxa"/>
+            </w:tcMar>
+            <w:vAlign w:val="center"/>
+          </w:tcPr>
+          <w:p>
+            <w:pPr>
+              <w:spacing w:after="0" w:line="264" w:lineRule="auto"/>
+            </w:pPr>
+            <w:r>
+              <w:rPr>
+                <w:sz w:val="19"/>
+                <w:szCs w:val="19"/>
+              </w:rPr>
               <w:t>Revisione del codice</w:t>
             </w:r>
           </w:p>
@@ -846,7 +916,7 @@
               <w:bottom w:val="single" w:sz="4" w:space="0" w:color="D9D9D9"/>
               <w:right w:val="single" w:sz="4" w:space="0" w:color="D9D9D9"/>
             </w:tcBorders>
-            <w:shd w:val="clear" w:color="auto" w:fill="FFFFFF"/>
+            <w:shd w:val="clear" w:color="auto" w:fill="F0F0F0"/>
             <w:tcMar>
               <w:top w:w="70" w:type="dxa"/>
               <w:left w:w="110" w:type="dxa"/>
@@ -896,7 +966,7 @@
     <w:sdt>
       <w:sdtPr>
         <w:alias w:val="Indice"/>
-        <w:id w:val="1600992904"/>
+        <w:id w:val="-595317265"/>
       </w:sdtPr>
       <w:sdtContent>
         <w:p>
@@ -918,7 +988,7 @@
           <w:r>
             <w:fldChar w:fldCharType="separate"/>
           </w:r>
-          <w:hyperlink w:anchor="_Toc240987669" w:history="1">
+          <w:hyperlink w:anchor="_Toc241222236" w:history="1">
             <w:r>
               <w:rPr>
                 <w:rStyle w:val="Collegamentoipertestuale"/>
@@ -942,7 +1012,7 @@
               <w:rPr>
                 <w:noProof/>
               </w:rPr>
-              <w:instrText xml:space="preserve"> PAGEREF _Toc240987669 \h </w:instrText>
+              <w:instrText xml:space="preserve"> PAGEREF _Toc241222236 \h </w:instrText>
             </w:r>
             <w:r>
               <w:rPr>
@@ -979,7 +1049,7 @@
               <w:noProof/>
             </w:rPr>
           </w:pPr>
-          <w:hyperlink w:anchor="_Toc240987670" w:history="1">
+          <w:hyperlink w:anchor="_Toc241222237" w:history="1">
             <w:r>
               <w:rPr>
                 <w:rStyle w:val="Collegamentoipertestuale"/>
@@ -1003,7 +1073,7 @@
               <w:rPr>
                 <w:noProof/>
               </w:rPr>
-              <w:instrText xml:space="preserve"> PAGEREF _Toc240987670 \h </w:instrText>
+              <w:instrText xml:space="preserve"> PAGEREF _Toc241222237 \h </w:instrText>
             </w:r>
             <w:r>
               <w:rPr>
@@ -1040,7 +1110,7 @@
               <w:noProof/>
             </w:rPr>
           </w:pPr>
-          <w:hyperlink w:anchor="_Toc240987671" w:history="1">
+          <w:hyperlink w:anchor="_Toc241222238" w:history="1">
             <w:r>
               <w:rPr>
                 <w:rStyle w:val="Collegamentoipertestuale"/>
@@ -1064,7 +1134,7 @@
               <w:rPr>
                 <w:noProof/>
               </w:rPr>
-              <w:instrText xml:space="preserve"> PAGEREF _Toc240987671 \h </w:instrText>
+              <w:instrText xml:space="preserve"> PAGEREF _Toc241222238 \h </w:instrText>
             </w:r>
             <w:r>
               <w:rPr>
@@ -1101,7 +1171,7 @@
               <w:noProof/>
             </w:rPr>
           </w:pPr>
-          <w:hyperlink w:anchor="_Toc240987672" w:history="1">
+          <w:hyperlink w:anchor="_Toc241222239" w:history="1">
             <w:r>
               <w:rPr>
                 <w:rStyle w:val="Collegamentoipertestuale"/>
@@ -1125,7 +1195,7 @@
               <w:rPr>
                 <w:noProof/>
               </w:rPr>
-              <w:instrText xml:space="preserve"> PAGEREF _Toc240987672 \h </w:instrText>
+              <w:instrText xml:space="preserve"> PAGEREF _Toc241222239 \h </w:instrText>
             </w:r>
             <w:r>
               <w:rPr>
@@ -1162,7 +1232,7 @@
               <w:noProof/>
             </w:rPr>
           </w:pPr>
-          <w:hyperlink w:anchor="_Toc240987673" w:history="1">
+          <w:hyperlink w:anchor="_Toc241222240" w:history="1">
             <w:r>
               <w:rPr>
                 <w:rStyle w:val="Collegamentoipertestuale"/>
@@ -1186,7 +1256,7 @@
               <w:rPr>
                 <w:noProof/>
               </w:rPr>
-              <w:instrText xml:space="preserve"> PAGEREF _Toc240987673 \h </w:instrText>
+              <w:instrText xml:space="preserve"> PAGEREF _Toc241222240 \h </w:instrText>
             </w:r>
             <w:r>
               <w:rPr>
@@ -1223,7 +1293,7 @@
               <w:noProof/>
             </w:rPr>
           </w:pPr>
-          <w:hyperlink w:anchor="_Toc240987674" w:history="1">
+          <w:hyperlink w:anchor="_Toc241222241" w:history="1">
             <w:r>
               <w:rPr>
                 <w:rStyle w:val="Collegamentoipertestuale"/>
@@ -1247,7 +1317,7 @@
               <w:rPr>
                 <w:noProof/>
               </w:rPr>
-              <w:instrText xml:space="preserve"> PAGEREF _Toc240987674 \h </w:instrText>
+              <w:instrText xml:space="preserve"> PAGEREF _Toc241222241 \h </w:instrText>
             </w:r>
             <w:r>
               <w:rPr>
@@ -1284,7 +1354,7 @@
               <w:noProof/>
             </w:rPr>
           </w:pPr>
-          <w:hyperlink w:anchor="_Toc240987675" w:history="1">
+          <w:hyperlink w:anchor="_Toc241222242" w:history="1">
             <w:r>
               <w:rPr>
                 <w:rStyle w:val="Collegamentoipertestuale"/>
@@ -1308,7 +1378,7 @@
               <w:rPr>
                 <w:noProof/>
               </w:rPr>
-              <w:instrText xml:space="preserve"> PAGEREF _Toc240987675 \h </w:instrText>
+              <w:instrText xml:space="preserve"> PAGEREF _Toc241222242 \h </w:instrText>
             </w:r>
             <w:r>
               <w:rPr>
@@ -1345,7 +1415,7 @@
               <w:noProof/>
             </w:rPr>
           </w:pPr>
-          <w:hyperlink w:anchor="_Toc240987676" w:history="1">
+          <w:hyperlink w:anchor="_Toc241222243" w:history="1">
             <w:r>
               <w:rPr>
                 <w:rStyle w:val="Collegamentoipertestuale"/>
@@ -1369,7 +1439,7 @@
               <w:rPr>
                 <w:noProof/>
               </w:rPr>
-              <w:instrText xml:space="preserve"> PAGEREF _Toc240987676 \h </w:instrText>
+              <w:instrText xml:space="preserve"> PAGEREF _Toc241222243 \h </w:instrText>
             </w:r>
             <w:r>
               <w:rPr>
@@ -1406,7 +1476,7 @@
               <w:noProof/>
             </w:rPr>
           </w:pPr>
-          <w:hyperlink w:anchor="_Toc240987677" w:history="1">
+          <w:hyperlink w:anchor="_Toc241222244" w:history="1">
             <w:r>
               <w:rPr>
                 <w:rStyle w:val="Collegamentoipertestuale"/>
@@ -1430,7 +1500,7 @@
               <w:rPr>
                 <w:noProof/>
               </w:rPr>
-              <w:instrText xml:space="preserve"> PAGEREF _Toc240987677 \h </w:instrText>
+              <w:instrText xml:space="preserve"> PAGEREF _Toc241222244 \h </w:instrText>
             </w:r>
             <w:r>
               <w:rPr>
@@ -1467,7 +1537,7 @@
               <w:noProof/>
             </w:rPr>
           </w:pPr>
-          <w:hyperlink w:anchor="_Toc240987678" w:history="1">
+          <w:hyperlink w:anchor="_Toc241222245" w:history="1">
             <w:r>
               <w:rPr>
                 <w:rStyle w:val="Collegamentoipertestuale"/>
@@ -1491,7 +1561,7 @@
               <w:rPr>
                 <w:noProof/>
               </w:rPr>
-              <w:instrText xml:space="preserve"> PAGEREF _Toc240987678 \h </w:instrText>
+              <w:instrText xml:space="preserve"> PAGEREF _Toc241222245 \h </w:instrText>
             </w:r>
             <w:r>
               <w:rPr>
@@ -1528,7 +1598,7 @@
               <w:noProof/>
             </w:rPr>
           </w:pPr>
-          <w:hyperlink w:anchor="_Toc240987679" w:history="1">
+          <w:hyperlink w:anchor="_Toc241222246" w:history="1">
             <w:r>
               <w:rPr>
                 <w:rStyle w:val="Collegamentoipertestuale"/>
@@ -1552,7 +1622,7 @@
               <w:rPr>
                 <w:noProof/>
               </w:rPr>
-              <w:instrText xml:space="preserve"> PAGEREF _Toc240987679 \h </w:instrText>
+              <w:instrText xml:space="preserve"> PAGEREF _Toc241222246 \h </w:instrText>
             </w:r>
             <w:r>
               <w:rPr>
@@ -1589,7 +1659,7 @@
               <w:noProof/>
             </w:rPr>
           </w:pPr>
-          <w:hyperlink w:anchor="_Toc240987680" w:history="1">
+          <w:hyperlink w:anchor="_Toc241222247" w:history="1">
             <w:r>
               <w:rPr>
                 <w:rStyle w:val="Collegamentoipertestuale"/>
@@ -1613,7 +1683,7 @@
               <w:rPr>
                 <w:noProof/>
               </w:rPr>
-              <w:instrText xml:space="preserve"> PAGEREF _Toc240987680 \h </w:instrText>
+              <w:instrText xml:space="preserve"> PAGEREF _Toc241222247 \h </w:instrText>
             </w:r>
             <w:r>
               <w:rPr>
@@ -1650,7 +1720,7 @@
               <w:noProof/>
             </w:rPr>
           </w:pPr>
-          <w:hyperlink w:anchor="_Toc240987681" w:history="1">
+          <w:hyperlink w:anchor="_Toc241222248" w:history="1">
             <w:r>
               <w:rPr>
                 <w:rStyle w:val="Collegamentoipertestuale"/>
@@ -1674,7 +1744,7 @@
               <w:rPr>
                 <w:noProof/>
               </w:rPr>
-              <w:instrText xml:space="preserve"> PAGEREF _Toc240987681 \h </w:instrText>
+              <w:instrText xml:space="preserve"> PAGEREF _Toc241222248 \h </w:instrText>
             </w:r>
             <w:r>
               <w:rPr>
@@ -1711,7 +1781,7 @@
               <w:noProof/>
             </w:rPr>
           </w:pPr>
-          <w:hyperlink w:anchor="_Toc240987682" w:history="1">
+          <w:hyperlink w:anchor="_Toc241222249" w:history="1">
             <w:r>
               <w:rPr>
                 <w:rStyle w:val="Collegamentoipertestuale"/>
@@ -1735,7 +1805,7 @@
               <w:rPr>
                 <w:noProof/>
               </w:rPr>
-              <w:instrText xml:space="preserve"> PAGEREF _Toc240987682 \h </w:instrText>
+              <w:instrText xml:space="preserve"> PAGEREF _Toc241222249 \h </w:instrText>
             </w:r>
             <w:r>
               <w:rPr>
@@ -1772,7 +1842,7 @@
               <w:noProof/>
             </w:rPr>
           </w:pPr>
-          <w:hyperlink w:anchor="_Toc240987683" w:history="1">
+          <w:hyperlink w:anchor="_Toc241222250" w:history="1">
             <w:r>
               <w:rPr>
                 <w:rStyle w:val="Collegamentoipertestuale"/>
@@ -1796,7 +1866,7 @@
               <w:rPr>
                 <w:noProof/>
               </w:rPr>
-              <w:instrText xml:space="preserve"> PAGEREF _Toc240987683 \h </w:instrText>
+              <w:instrText xml:space="preserve"> PAGEREF _Toc241222250 \h </w:instrText>
             </w:r>
             <w:r>
               <w:rPr>
@@ -1833,7 +1903,7 @@
               <w:noProof/>
             </w:rPr>
           </w:pPr>
-          <w:hyperlink w:anchor="_Toc240987684" w:history="1">
+          <w:hyperlink w:anchor="_Toc241222251" w:history="1">
             <w:r>
               <w:rPr>
                 <w:rStyle w:val="Collegamentoipertestuale"/>
@@ -1857,7 +1927,7 @@
               <w:rPr>
                 <w:noProof/>
               </w:rPr>
-              <w:instrText xml:space="preserve"> PAGEREF _Toc240987684 \h </w:instrText>
+              <w:instrText xml:space="preserve"> PAGEREF _Toc241222251 \h </w:instrText>
             </w:r>
             <w:r>
               <w:rPr>
@@ -1894,7 +1964,7 @@
               <w:noProof/>
             </w:rPr>
           </w:pPr>
-          <w:hyperlink w:anchor="_Toc240987685" w:history="1">
+          <w:hyperlink w:anchor="_Toc241222252" w:history="1">
             <w:r>
               <w:rPr>
                 <w:rStyle w:val="Collegamentoipertestuale"/>
@@ -1918,7 +1988,7 @@
               <w:rPr>
                 <w:noProof/>
               </w:rPr>
-              <w:instrText xml:space="preserve"> PAGEREF _Toc240987685 \h </w:instrText>
+              <w:instrText xml:space="preserve"> PAGEREF _Toc241222252 \h </w:instrText>
             </w:r>
             <w:r>
               <w:rPr>
@@ -1955,7 +2025,7 @@
               <w:noProof/>
             </w:rPr>
           </w:pPr>
-          <w:hyperlink w:anchor="_Toc240987686" w:history="1">
+          <w:hyperlink w:anchor="_Toc241222253" w:history="1">
             <w:r>
               <w:rPr>
                 <w:rStyle w:val="Collegamentoipertestuale"/>
@@ -1979,7 +2049,7 @@
               <w:rPr>
                 <w:noProof/>
               </w:rPr>
-              <w:instrText xml:space="preserve"> PAGEREF _Toc240987686 \h </w:instrText>
+              <w:instrText xml:space="preserve"> PAGEREF _Toc241222253 \h </w:instrText>
             </w:r>
             <w:r>
               <w:rPr>
@@ -2023,7 +2093,7 @@
         </w:pBdr>
         <w:spacing w:after="220"/>
       </w:pPr>
-      <w:bookmarkStart w:id="0" w:name="_Toc240987669"/>
+      <w:bookmarkStart w:id="0" w:name="_Toc241222236"/>
       <w:r>
         <w:rPr>
           <w:color w:val="DC3230"/>
@@ -2089,7 +2159,7 @@
         <w:keepNext/>
         <w:spacing w:before="340" w:after="130"/>
       </w:pPr>
-      <w:bookmarkStart w:id="1" w:name="_Toc240987670"/>
+      <w:bookmarkStart w:id="1" w:name="_Toc241222237"/>
       <w:r>
         <w:rPr>
           <w:color w:val="DC3230"/>
@@ -2257,8 +2327,38 @@
           </w:tcPr>
           <w:p>
             <w:pPr>
-              <w:spacing w:after="0" w:line="264" w:lineRule="auto"/>
-            </w:pPr>
+              <w:spacing w:after="40" w:line="264" w:lineRule="auto"/>
+            </w:pPr>
+            <w:r>
+              <w:rPr>
+                <w:sz w:val="19"/>
+                <w:szCs w:val="19"/>
+              </w:rPr>
+              <w:t xml:space="preserve">Produzione: </w:t>
+            </w:r>
+            <w:r>
+              <w:rPr>
+                <w:rFonts w:ascii="Consolas" w:eastAsia="Consolas" w:hAnsi="Consolas" w:cs="Consolas"/>
+                <w:b/>
+                <w:bCs/>
+                <w:color w:val="0A5D65"/>
+                <w:sz w:val="17"/>
+                <w:szCs w:val="17"/>
+              </w:rPr>
+              <w:t>https://guestportal.dompe.com/api</w:t>
+            </w:r>
+          </w:p>
+          <w:p>
+            <w:pPr>
+              <w:spacing w:after="40" w:line="264" w:lineRule="auto"/>
+            </w:pPr>
+            <w:r>
+              <w:rPr>
+                <w:sz w:val="19"/>
+                <w:szCs w:val="19"/>
+              </w:rPr>
+              <w:t xml:space="preserve">Collaudo: </w:t>
+            </w:r>
             <w:r>
               <w:rPr>
                 <w:rFonts w:ascii="Consolas" w:eastAsia="Consolas" w:hAnsi="Consolas" w:cs="Consolas"/>
@@ -2266,7 +2366,28 @@
                 <w:sz w:val="17"/>
                 <w:szCs w:val="17"/>
               </w:rPr>
-              <w:t>https://guestportal[-&lt;amb&gt;].dompe.com/api</w:t>
+              <w:t>https://guestportal-stg.dompe.com/api</w:t>
+            </w:r>
+          </w:p>
+          <w:p>
+            <w:pPr>
+              <w:spacing w:after="0" w:line="264" w:lineRule="auto"/>
+            </w:pPr>
+            <w:r>
+              <w:rPr>
+                <w:sz w:val="19"/>
+                <w:szCs w:val="19"/>
+              </w:rPr>
+              <w:t xml:space="preserve">Sviluppo: </w:t>
+            </w:r>
+            <w:r>
+              <w:rPr>
+                <w:rFonts w:ascii="Consolas" w:eastAsia="Consolas" w:hAnsi="Consolas" w:cs="Consolas"/>
+                <w:color w:val="0A5D65"/>
+                <w:sz w:val="17"/>
+                <w:szCs w:val="17"/>
+              </w:rPr>
+              <w:t>https://guestportal-dev.dompe.com/api</w:t>
             </w:r>
           </w:p>
         </w:tc>
@@ -2771,7 +2892,7 @@
         <w:keepNext/>
         <w:spacing w:before="340" w:after="130"/>
       </w:pPr>
-      <w:bookmarkStart w:id="2" w:name="_Toc240987671"/>
+      <w:bookmarkStart w:id="2" w:name="_Toc241222238"/>
       <w:r>
         <w:rPr>
           <w:color w:val="DC3230"/>
@@ -2978,7 +3099,7 @@
         <w:keepNext/>
         <w:spacing w:before="340" w:after="130"/>
       </w:pPr>
-      <w:bookmarkStart w:id="3" w:name="_Toc240987672"/>
+      <w:bookmarkStart w:id="3" w:name="_Toc241222239"/>
       <w:r>
         <w:rPr>
           <w:color w:val="DC3230"/>
@@ -4012,6 +4133,7 @@
                 <w:sz w:val="14"/>
                 <w:szCs w:val="14"/>
               </w:rPr>
+              <w:lastRenderedPageBreak/>
               <w:t>sede_forbidden</w:t>
             </w:r>
           </w:p>
@@ -4146,7 +4268,6 @@
                 <w:sz w:val="14"/>
                 <w:szCs w:val="14"/>
               </w:rPr>
-              <w:lastRenderedPageBreak/>
               <w:t>sede_mismatch</w:t>
             </w:r>
           </w:p>
@@ -6568,6 +6689,23 @@
       </w:r>
     </w:p>
     <w:p>
+      <w:r>
+        <w:t xml:space="preserve">Il WebSocket vive sullo stesso host: in produzione </w:t>
+      </w:r>
+      <w:r>
+        <w:rPr>
+          <w:rFonts w:ascii="Consolas" w:eastAsia="Consolas" w:hAnsi="Consolas" w:cs="Consolas"/>
+          <w:color w:val="0A5D65"/>
+          <w:sz w:val="19"/>
+          <w:szCs w:val="19"/>
+        </w:rPr>
+        <w:t>wss://guestportal.dompe.com/api/ws</w:t>
+      </w:r>
+      <w:r>
+        <w:t>.</w:t>
+      </w:r>
+    </w:p>
+    <w:p>
       <w:pPr>
         <w:pStyle w:val="Titolo1"/>
         <w:keepNext/>
@@ -6577,7 +6715,7 @@
         </w:pBdr>
         <w:spacing w:after="220"/>
       </w:pPr>
-      <w:bookmarkStart w:id="4" w:name="_Toc240987673"/>
+      <w:bookmarkStart w:id="4" w:name="_Toc241222240"/>
       <w:r>
         <w:rPr>
           <w:color w:val="DC3230"/>
@@ -7229,7 +7367,7 @@
         </w:pBdr>
         <w:spacing w:after="220"/>
       </w:pPr>
-      <w:bookmarkStart w:id="5" w:name="_Toc240987674"/>
+      <w:bookmarkStart w:id="5" w:name="_Toc241222241"/>
       <w:r>
         <w:rPr>
           <w:color w:val="DC3230"/>
@@ -8758,10 +8896,10 @@
         </w:rPr>
         <w:lastRenderedPageBreak/>
         <w:drawing>
-          <wp:inline distT="0" distB="0" distL="0" distR="0" wp14:anchorId="4371A9E4" wp14:editId="7A8F611F">
+          <wp:inline distT="0" distB="0" distL="0" distR="0" wp14:anchorId="50247268" wp14:editId="2145DC3F">
             <wp:extent cx="6096000" cy="4600575"/>
             <wp:effectExtent l="0" t="0" r="0" b="0"/>
-            <wp:docPr id="1797471077" name="Immagine 1797471077"/>
+            <wp:docPr id="505282012" name="Immagine 505282012"/>
             <wp:cNvGraphicFramePr>
               <a:graphicFrameLocks xmlns:a="http://schemas.openxmlformats.org/drawingml/2006/main" noChangeAspect="1"/>
             </wp:cNvGraphicFramePr>
@@ -8833,7 +8971,7 @@
         </w:pBdr>
         <w:spacing w:after="220"/>
       </w:pPr>
-      <w:bookmarkStart w:id="6" w:name="_Toc240987675"/>
+      <w:bookmarkStart w:id="6" w:name="_Toc241222242"/>
       <w:r>
         <w:rPr>
           <w:color w:val="DC3230"/>
@@ -9569,7 +9707,7 @@
         </w:pBdr>
         <w:spacing w:after="220"/>
       </w:pPr>
-      <w:bookmarkStart w:id="7" w:name="_Toc240987676"/>
+      <w:bookmarkStart w:id="7" w:name="_Toc241222243"/>
       <w:r>
         <w:rPr>
           <w:color w:val="DC3230"/>
@@ -10026,7 +10164,7 @@
         </w:pBdr>
         <w:spacing w:after="220"/>
       </w:pPr>
-      <w:bookmarkStart w:id="8" w:name="_Toc240987677"/>
+      <w:bookmarkStart w:id="8" w:name="_Toc241222244"/>
       <w:r>
         <w:rPr>
           <w:color w:val="DC3230"/>
@@ -11319,7 +11457,7 @@
         </w:pBdr>
         <w:spacing w:after="220"/>
       </w:pPr>
-      <w:bookmarkStart w:id="9" w:name="_Toc240987678"/>
+      <w:bookmarkStart w:id="9" w:name="_Toc241222245"/>
       <w:r>
         <w:rPr>
           <w:color w:val="DC3230"/>
@@ -12756,10 +12894,10 @@
         </w:rPr>
         <w:lastRenderedPageBreak/>
         <w:drawing>
-          <wp:inline distT="0" distB="0" distL="0" distR="0" wp14:anchorId="698DE589" wp14:editId="03AB9B9B">
+          <wp:inline distT="0" distB="0" distL="0" distR="0" wp14:anchorId="101F15E9" wp14:editId="139847E4">
             <wp:extent cx="6096000" cy="4076700"/>
             <wp:effectExtent l="0" t="0" r="0" b="0"/>
-            <wp:docPr id="60432215" name="Immagine 60432215"/>
+            <wp:docPr id="1799009798" name="Immagine 1799009798"/>
             <wp:cNvGraphicFramePr>
               <a:graphicFrameLocks xmlns:a="http://schemas.openxmlformats.org/drawingml/2006/main" noChangeAspect="1"/>
             </wp:cNvGraphicFramePr>
@@ -12831,7 +12969,7 @@
         </w:pBdr>
         <w:spacing w:after="220"/>
       </w:pPr>
-      <w:bookmarkStart w:id="10" w:name="_Toc240987679"/>
+      <w:bookmarkStart w:id="10" w:name="_Toc241222246"/>
       <w:r>
         <w:rPr>
           <w:color w:val="DC3230"/>
@@ -13712,7 +13850,7 @@
         </w:pBdr>
         <w:spacing w:after="220"/>
       </w:pPr>
-      <w:bookmarkStart w:id="11" w:name="_Toc240987680"/>
+      <w:bookmarkStart w:id="11" w:name="_Toc241222247"/>
       <w:r>
         <w:rPr>
           <w:color w:val="DC3230"/>
@@ -13772,7 +13910,7 @@
         <w:keepNext/>
         <w:spacing w:before="340" w:after="130"/>
       </w:pPr>
-      <w:bookmarkStart w:id="12" w:name="_Toc240987681"/>
+      <w:bookmarkStart w:id="12" w:name="_Toc241222248"/>
       <w:r>
         <w:rPr>
           <w:color w:val="DC3230"/>
@@ -15144,7 +15282,7 @@
         <w:keepNext/>
         <w:spacing w:before="340" w:after="130"/>
       </w:pPr>
-      <w:bookmarkStart w:id="13" w:name="_Toc240987682"/>
+      <w:bookmarkStart w:id="13" w:name="_Toc241222249"/>
       <w:r>
         <w:rPr>
           <w:color w:val="DC3230"/>
@@ -16670,7 +16808,7 @@
         <w:keepNext/>
         <w:spacing w:before="340" w:after="130"/>
       </w:pPr>
-      <w:bookmarkStart w:id="14" w:name="_Toc240987683"/>
+      <w:bookmarkStart w:id="14" w:name="_Toc241222250"/>
       <w:r>
         <w:rPr>
           <w:color w:val="DC3230"/>
@@ -17518,7 +17656,7 @@
         </w:pBdr>
         <w:spacing w:after="220"/>
       </w:pPr>
-      <w:bookmarkStart w:id="15" w:name="_Toc240987684"/>
+      <w:bookmarkStart w:id="15" w:name="_Toc241222251"/>
       <w:r>
         <w:rPr>
           <w:color w:val="DC3230"/>
@@ -17697,6 +17835,22 @@
                 <w:szCs w:val="17"/>
               </w:rPr>
               <w:t>wss://&lt;host&gt;/api/ws</w:t>
+            </w:r>
+            <w:r>
+              <w:rPr>
+                <w:sz w:val="19"/>
+                <w:szCs w:val="19"/>
+              </w:rPr>
+              <w:t xml:space="preserve"> — in produzione </w:t>
+            </w:r>
+            <w:r>
+              <w:rPr>
+                <w:rFonts w:ascii="Consolas" w:eastAsia="Consolas" w:hAnsi="Consolas" w:cs="Consolas"/>
+                <w:color w:val="0A5D65"/>
+                <w:sz w:val="17"/>
+                <w:szCs w:val="17"/>
+              </w:rPr>
+              <w:t>wss://guestportal.dompe.com/api/ws</w:t>
             </w:r>
           </w:p>
         </w:tc>
@@ -18226,7 +18380,7 @@
         </w:pBdr>
         <w:spacing w:after="220"/>
       </w:pPr>
-      <w:bookmarkStart w:id="16" w:name="_Toc240987685"/>
+      <w:bookmarkStart w:id="16" w:name="_Toc241222252"/>
       <w:r>
         <w:rPr>
           <w:color w:val="DC3230"/>
@@ -18249,10 +18403,10 @@
           <w:noProof/>
         </w:rPr>
         <w:drawing>
-          <wp:inline distT="0" distB="0" distL="0" distR="0" wp14:anchorId="697D2CD3" wp14:editId="022D783E">
+          <wp:inline distT="0" distB="0" distL="0" distR="0" wp14:anchorId="540AAACD" wp14:editId="3847646C">
             <wp:extent cx="6096000" cy="3990975"/>
             <wp:effectExtent l="0" t="0" r="0" b="0"/>
-            <wp:docPr id="2074131853" name="Immagine 2074131853"/>
+            <wp:docPr id="1280703624" name="Immagine 1280703624"/>
             <wp:cNvGraphicFramePr>
               <a:graphicFrameLocks xmlns:a="http://schemas.openxmlformats.org/drawingml/2006/main" noChangeAspect="1"/>
             </wp:cNvGraphicFramePr>
@@ -20653,7 +20807,7 @@
         </w:pBdr>
         <w:spacing w:after="220"/>
       </w:pPr>
-      <w:bookmarkStart w:id="17" w:name="_Toc240987686"/>
+      <w:bookmarkStart w:id="17" w:name="_Toc241222253"/>
       <w:r>
         <w:rPr>
           <w:color w:val="DC3230"/>
@@ -21725,10 +21879,10 @@
         <w:noProof/>
       </w:rPr>
       <w:drawing>
-        <wp:inline distT="0" distB="0" distL="0" distR="0" wp14:anchorId="7C260700" wp14:editId="59E784C2">
+        <wp:inline distT="0" distB="0" distL="0" distR="0" wp14:anchorId="4F2B3B2E" wp14:editId="488A3B90">
           <wp:extent cx="904875" cy="352425"/>
           <wp:effectExtent l="0" t="0" r="0" b="0"/>
-          <wp:docPr id="1593081580" name="Immagine 1593081580"/>
+          <wp:docPr id="305659448" name="Immagine 305659448"/>
           <wp:cNvGraphicFramePr>
             <a:graphicFrameLocks xmlns:a="http://schemas.openxmlformats.org/drawingml/2006/main" noChangeAspect="1"/>
           </wp:cNvGraphicFramePr>
@@ -21776,10 +21930,166 @@
 <file path=word/numbering.xml><?xml version="1.0" encoding="utf-8"?>
 <w:numbering xmlns:wpc="http://schemas.microsoft.com/office/word/2010/wordprocessingCanvas" xmlns:cx="http://schemas.microsoft.com/office/drawing/2014/chartex" xmlns:cx1="http://schemas.microsoft.com/office/drawing/2015/9/8/chartex" xmlns:cx2="http://schemas.microsoft.com/office/drawing/2015/10/21/chartex" xmlns:cx3="http://schemas.microsoft.com/office/drawing/2016/5/9/chartex" xmlns:cx4="http://schemas.microsoft.com/office/drawing/2016/5/10/chartex" xmlns:cx5="http://schemas.microsoft.com/office/drawing/2016/5/11/chartex" xmlns:cx6="http://schemas.microsoft.com/office/drawing/2016/5/12/chartex" xmlns:cx7="http://schemas.microsoft.com/office/drawing/2016/5/13/chartex" xmlns:cx8="http://schemas.microsoft.com/office/drawing/2016/5/14/chartex" xmlns:mc="http://schemas.openxmlformats.org/markup-compatibility/2006" xmlns:aink="http://schemas.microsoft.com/office/drawing/2016/ink" xmlns:am3d="http://schemas.microsoft.com/office/drawing/2017/model3d" xmlns:o="urn:schemas-microsoft-com:office:office" xmlns:oel="http://schemas.microsoft.com/office/2019/extlst" xmlns:r="http://schemas.openxmlformats.org/officeDocument/2006/relationships" xmlns:m="http://schemas.openxmlformats.org/officeDocument/2006/math" xmlns:v="urn:schemas-microsoft-com:vml" xmlns:wp14="http://schemas.microsoft.com/office/word/2010/wordprocessingDrawing" xmlns:wp="http://schemas.openxmlformats.org/drawingml/2006/wordprocessingDrawing" xmlns:w10="urn:schemas-microsoft-com:office:word" xmlns:w="http://schemas.openxmlformats.org/wordprocessingml/2006/main" xmlns:w14="http://schemas.microsoft.com/office/word/2010/wordml" xmlns:w15="http://schemas.microsoft.com/office/word/2012/wordml" xmlns:w16cex="http://schemas.microsoft.com/office/word/2018/wordml/cex" xmlns:w16cid="http://schemas.microsoft.com/office/word/2016/wordml/cid" xmlns:w16="http://schemas.microsoft.com/office/word/2018/wordml" xmlns:w16du="http://schemas.microsoft.com/office/word/2023/wordml/word16du" xmlns:w16sdtdh="http://schemas.microsoft.com/office/word/2020/wordml/sdtdatahash" xmlns:w16sdtfl="http://schemas.microsoft.com/office/word/2024/wordml/sdtformatlock" xmlns:w16se="http://schemas.microsoft.com/office/word/2015/wordml/symex" xmlns:wpg="http://schemas.microsoft.com/office/word/2010/wordprocessingGroup" xmlns:wpi="http://schemas.microsoft.com/office/word/2010/wordprocessingInk" xmlns:wne="http://schemas.microsoft.com/office/word/2006/wordml" xmlns:wps="http://schemas.microsoft.com/office/word/2010/wordprocessingShape" mc:Ignorable="w14 w15 w16se w16cid w16 w16cex w16sdtdh w16sdtfl w16du wp14">
   <w:abstractNum w:abstractNumId="0" w15:restartNumberingAfterBreak="0">
-    <w:nsid w:val="123D6EDF"/>
+    <w:nsid w:val="0F322E51"/>
     <w:multiLevelType w:val="hybridMultilevel"/>
-    <w:tmpl w:val="3C3ADA4A"/>
-    <w:lvl w:ilvl="0" w:tplc="FA3C6838">
+    <w:tmpl w:val="6C5A446A"/>
+    <w:lvl w:ilvl="0" w:tplc="0B565358">
+      <w:start w:val="1"/>
+      <w:numFmt w:val="bullet"/>
+      <w:lvlText w:val="●"/>
+      <w:lvlJc w:val="left"/>
+      <w:pPr>
+        <w:ind w:left="720" w:hanging="360"/>
+      </w:pPr>
+    </w:lvl>
+    <w:lvl w:ilvl="1" w:tplc="BE7C33B2">
+      <w:start w:val="1"/>
+      <w:numFmt w:val="bullet"/>
+      <w:lvlText w:val="○"/>
+      <w:lvlJc w:val="left"/>
+      <w:pPr>
+        <w:ind w:left="1440" w:hanging="360"/>
+      </w:pPr>
+    </w:lvl>
+    <w:lvl w:ilvl="2" w:tplc="97D678E0">
+      <w:start w:val="1"/>
+      <w:numFmt w:val="bullet"/>
+      <w:lvlText w:val="■"/>
+      <w:lvlJc w:val="left"/>
+      <w:pPr>
+        <w:ind w:left="2160" w:hanging="360"/>
+      </w:pPr>
+    </w:lvl>
+    <w:lvl w:ilvl="3" w:tplc="C7A8298E">
+      <w:start w:val="1"/>
+      <w:numFmt w:val="bullet"/>
+      <w:lvlText w:val="●"/>
+      <w:lvlJc w:val="left"/>
+      <w:pPr>
+        <w:ind w:left="2880" w:hanging="360"/>
+      </w:pPr>
+    </w:lvl>
+    <w:lvl w:ilvl="4" w:tplc="7AC41148">
+      <w:start w:val="1"/>
+      <w:numFmt w:val="bullet"/>
+      <w:lvlText w:val="○"/>
+      <w:lvlJc w:val="left"/>
+      <w:pPr>
+        <w:ind w:left="3600" w:hanging="360"/>
+      </w:pPr>
+    </w:lvl>
+    <w:lvl w:ilvl="5" w:tplc="559C98EE">
+      <w:start w:val="1"/>
+      <w:numFmt w:val="bullet"/>
+      <w:lvlText w:val="■"/>
+      <w:lvlJc w:val="left"/>
+      <w:pPr>
+        <w:ind w:left="4320" w:hanging="360"/>
+      </w:pPr>
+    </w:lvl>
+    <w:lvl w:ilvl="6" w:tplc="76A03E00">
+      <w:start w:val="1"/>
+      <w:numFmt w:val="bullet"/>
+      <w:lvlText w:val="●"/>
+      <w:lvlJc w:val="left"/>
+      <w:pPr>
+        <w:ind w:left="5040" w:hanging="360"/>
+      </w:pPr>
+    </w:lvl>
+    <w:lvl w:ilvl="7" w:tplc="DD0CB7A6">
+      <w:start w:val="1"/>
+      <w:numFmt w:val="bullet"/>
+      <w:lvlText w:val="●"/>
+      <w:lvlJc w:val="left"/>
+      <w:pPr>
+        <w:ind w:left="5760" w:hanging="360"/>
+      </w:pPr>
+    </w:lvl>
+    <w:lvl w:ilvl="8" w:tplc="F3BC21B0">
+      <w:start w:val="1"/>
+      <w:numFmt w:val="bullet"/>
+      <w:lvlText w:val="●"/>
+      <w:lvlJc w:val="left"/>
+      <w:pPr>
+        <w:ind w:left="6480" w:hanging="360"/>
+      </w:pPr>
+    </w:lvl>
+  </w:abstractNum>
+  <w:abstractNum w:abstractNumId="1" w15:restartNumberingAfterBreak="0">
+    <w:nsid w:val="54C439A9"/>
+    <w:multiLevelType w:val="hybridMultilevel"/>
+    <w:tmpl w:val="8BEEA288"/>
+    <w:lvl w:ilvl="0" w:tplc="B3880994">
+      <w:start w:val="1"/>
+      <w:numFmt w:val="decimal"/>
+      <w:lvlText w:val="%1."/>
+      <w:lvlJc w:val="left"/>
+      <w:pPr>
+        <w:ind w:left="400" w:hanging="260"/>
+      </w:pPr>
+      <w:rPr>
+        <w:rFonts w:ascii="Arial" w:eastAsia="Arial" w:hAnsi="Arial" w:cs="Arial"/>
+        <w:b/>
+        <w:bCs/>
+        <w:color w:val="DC3230"/>
+      </w:rPr>
+    </w:lvl>
+    <w:lvl w:ilvl="1" w:tplc="F1306552">
+      <w:start w:val="1"/>
+      <w:numFmt w:val="lowerLetter"/>
+      <w:lvlText w:val="%2."/>
+      <w:lvlJc w:val="left"/>
+      <w:pPr>
+        <w:ind w:left="760" w:hanging="260"/>
+      </w:pPr>
+      <w:rPr>
+        <w:rFonts w:ascii="Arial" w:eastAsia="Arial" w:hAnsi="Arial" w:cs="Arial"/>
+        <w:b/>
+        <w:bCs/>
+        <w:color w:val="0A5D65"/>
+      </w:rPr>
+    </w:lvl>
+    <w:lvl w:ilvl="2" w:tplc="5082E294">
+      <w:numFmt w:val="decimal"/>
+      <w:lvlText w:val=""/>
+      <w:lvlJc w:val="left"/>
+    </w:lvl>
+    <w:lvl w:ilvl="3" w:tplc="DEA88D6A">
+      <w:numFmt w:val="decimal"/>
+      <w:lvlText w:val=""/>
+      <w:lvlJc w:val="left"/>
+    </w:lvl>
+    <w:lvl w:ilvl="4" w:tplc="C71626AC">
+      <w:numFmt w:val="decimal"/>
+      <w:lvlText w:val=""/>
+      <w:lvlJc w:val="left"/>
+    </w:lvl>
+    <w:lvl w:ilvl="5" w:tplc="1B9C84AE">
+      <w:numFmt w:val="decimal"/>
+      <w:lvlText w:val=""/>
+      <w:lvlJc w:val="left"/>
+    </w:lvl>
+    <w:lvl w:ilvl="6" w:tplc="6CE2A6E8">
+      <w:numFmt w:val="decimal"/>
+      <w:lvlText w:val=""/>
+      <w:lvlJc w:val="left"/>
+    </w:lvl>
+    <w:lvl w:ilvl="7" w:tplc="87D0DD0A">
+      <w:numFmt w:val="decimal"/>
+      <w:lvlText w:val=""/>
+      <w:lvlJc w:val="left"/>
+    </w:lvl>
+    <w:lvl w:ilvl="8" w:tplc="5D0290E8">
+      <w:numFmt w:val="decimal"/>
+      <w:lvlText w:val=""/>
+      <w:lvlJc w:val="left"/>
+    </w:lvl>
+  </w:abstractNum>
+  <w:abstractNum w:abstractNumId="2" w15:restartNumberingAfterBreak="0">
+    <w:nsid w:val="7A3219F4"/>
+    <w:multiLevelType w:val="hybridMultilevel"/>
+    <w:tmpl w:val="CADE1A2E"/>
+    <w:lvl w:ilvl="0" w:tplc="DAFA5054">
       <w:start w:val="1"/>
       <w:numFmt w:val="bullet"/>
       <w:lvlText w:val="●"/>
@@ -21794,7 +22104,7 @@
         <w:szCs w:val="14"/>
       </w:rPr>
     </w:lvl>
-    <w:lvl w:ilvl="1" w:tplc="C062E6D2">
+    <w:lvl w:ilvl="1" w:tplc="148229B0">
       <w:start w:val="1"/>
       <w:numFmt w:val="bullet"/>
       <w:lvlText w:val="–"/>
@@ -21807,206 +22117,50 @@
         <w:color w:val="0A5D65"/>
       </w:rPr>
     </w:lvl>
-    <w:lvl w:ilvl="2" w:tplc="9E9A1830">
+    <w:lvl w:ilvl="2" w:tplc="AE0229A6">
       <w:numFmt w:val="decimal"/>
       <w:lvlText w:val=""/>
       <w:lvlJc w:val="left"/>
     </w:lvl>
-    <w:lvl w:ilvl="3" w:tplc="6ECE5C6A">
+    <w:lvl w:ilvl="3" w:tplc="1C82E86E">
       <w:numFmt w:val="decimal"/>
       <w:lvlText w:val=""/>
       <w:lvlJc w:val="left"/>
     </w:lvl>
-    <w:lvl w:ilvl="4" w:tplc="E1286E5A">
+    <w:lvl w:ilvl="4" w:tplc="85C09632">
       <w:numFmt w:val="decimal"/>
       <w:lvlText w:val=""/>
       <w:lvlJc w:val="left"/>
     </w:lvl>
-    <w:lvl w:ilvl="5" w:tplc="E586FECA">
+    <w:lvl w:ilvl="5" w:tplc="9EF6DB2C">
       <w:numFmt w:val="decimal"/>
       <w:lvlText w:val=""/>
       <w:lvlJc w:val="left"/>
     </w:lvl>
-    <w:lvl w:ilvl="6" w:tplc="21B20E6A">
+    <w:lvl w:ilvl="6" w:tplc="AB1CD89A">
       <w:numFmt w:val="decimal"/>
       <w:lvlText w:val=""/>
       <w:lvlJc w:val="left"/>
     </w:lvl>
-    <w:lvl w:ilvl="7" w:tplc="4FB42B66">
+    <w:lvl w:ilvl="7" w:tplc="2CF63D3A">
       <w:numFmt w:val="decimal"/>
       <w:lvlText w:val=""/>
       <w:lvlJc w:val="left"/>
     </w:lvl>
-    <w:lvl w:ilvl="8" w:tplc="33C213C0">
+    <w:lvl w:ilvl="8" w:tplc="5A0E64A0">
       <w:numFmt w:val="decimal"/>
       <w:lvlText w:val=""/>
       <w:lvlJc w:val="left"/>
     </w:lvl>
   </w:abstractNum>
-  <w:abstractNum w:abstractNumId="1" w15:restartNumberingAfterBreak="0">
-    <w:nsid w:val="3965099A"/>
-    <w:multiLevelType w:val="hybridMultilevel"/>
-    <w:tmpl w:val="F9BC2908"/>
-    <w:lvl w:ilvl="0" w:tplc="77847C88">
-      <w:start w:val="1"/>
-      <w:numFmt w:val="decimal"/>
-      <w:lvlText w:val="%1."/>
-      <w:lvlJc w:val="left"/>
-      <w:pPr>
-        <w:ind w:left="400" w:hanging="260"/>
-      </w:pPr>
-      <w:rPr>
-        <w:rFonts w:ascii="Arial" w:eastAsia="Arial" w:hAnsi="Arial" w:cs="Arial"/>
-        <w:b/>
-        <w:bCs/>
-        <w:color w:val="DC3230"/>
-      </w:rPr>
-    </w:lvl>
-    <w:lvl w:ilvl="1" w:tplc="E726363A">
-      <w:start w:val="1"/>
-      <w:numFmt w:val="lowerLetter"/>
-      <w:lvlText w:val="%2."/>
-      <w:lvlJc w:val="left"/>
-      <w:pPr>
-        <w:ind w:left="760" w:hanging="260"/>
-      </w:pPr>
-      <w:rPr>
-        <w:rFonts w:ascii="Arial" w:eastAsia="Arial" w:hAnsi="Arial" w:cs="Arial"/>
-        <w:b/>
-        <w:bCs/>
-        <w:color w:val="0A5D65"/>
-      </w:rPr>
-    </w:lvl>
-    <w:lvl w:ilvl="2" w:tplc="A88A6808">
-      <w:numFmt w:val="decimal"/>
-      <w:lvlText w:val=""/>
-      <w:lvlJc w:val="left"/>
-    </w:lvl>
-    <w:lvl w:ilvl="3" w:tplc="6A5267AC">
-      <w:numFmt w:val="decimal"/>
-      <w:lvlText w:val=""/>
-      <w:lvlJc w:val="left"/>
-    </w:lvl>
-    <w:lvl w:ilvl="4" w:tplc="9B1ABC02">
-      <w:numFmt w:val="decimal"/>
-      <w:lvlText w:val=""/>
-      <w:lvlJc w:val="left"/>
-    </w:lvl>
-    <w:lvl w:ilvl="5" w:tplc="470E46B0">
-      <w:numFmt w:val="decimal"/>
-      <w:lvlText w:val=""/>
-      <w:lvlJc w:val="left"/>
-    </w:lvl>
-    <w:lvl w:ilvl="6" w:tplc="5246C710">
-      <w:numFmt w:val="decimal"/>
-      <w:lvlText w:val=""/>
-      <w:lvlJc w:val="left"/>
-    </w:lvl>
-    <w:lvl w:ilvl="7" w:tplc="4DD65C0C">
-      <w:numFmt w:val="decimal"/>
-      <w:lvlText w:val=""/>
-      <w:lvlJc w:val="left"/>
-    </w:lvl>
-    <w:lvl w:ilvl="8" w:tplc="BA4C6E28">
-      <w:numFmt w:val="decimal"/>
-      <w:lvlText w:val=""/>
-      <w:lvlJc w:val="left"/>
-    </w:lvl>
-  </w:abstractNum>
-  <w:abstractNum w:abstractNumId="2" w15:restartNumberingAfterBreak="0">
-    <w:nsid w:val="47A6620A"/>
-    <w:multiLevelType w:val="hybridMultilevel"/>
-    <w:tmpl w:val="EA3CB504"/>
-    <w:lvl w:ilvl="0" w:tplc="D318DB2C">
-      <w:start w:val="1"/>
-      <w:numFmt w:val="bullet"/>
-      <w:lvlText w:val="●"/>
-      <w:lvlJc w:val="left"/>
-      <w:pPr>
-        <w:ind w:left="720" w:hanging="360"/>
-      </w:pPr>
-    </w:lvl>
-    <w:lvl w:ilvl="1" w:tplc="AC2806B2">
-      <w:start w:val="1"/>
-      <w:numFmt w:val="bullet"/>
-      <w:lvlText w:val="○"/>
-      <w:lvlJc w:val="left"/>
-      <w:pPr>
-        <w:ind w:left="1440" w:hanging="360"/>
-      </w:pPr>
-    </w:lvl>
-    <w:lvl w:ilvl="2" w:tplc="40FA4A0A">
-      <w:start w:val="1"/>
-      <w:numFmt w:val="bullet"/>
-      <w:lvlText w:val="■"/>
-      <w:lvlJc w:val="left"/>
-      <w:pPr>
-        <w:ind w:left="2160" w:hanging="360"/>
-      </w:pPr>
-    </w:lvl>
-    <w:lvl w:ilvl="3" w:tplc="F99EBA22">
-      <w:start w:val="1"/>
-      <w:numFmt w:val="bullet"/>
-      <w:lvlText w:val="●"/>
-      <w:lvlJc w:val="left"/>
-      <w:pPr>
-        <w:ind w:left="2880" w:hanging="360"/>
-      </w:pPr>
-    </w:lvl>
-    <w:lvl w:ilvl="4" w:tplc="30B62926">
-      <w:start w:val="1"/>
-      <w:numFmt w:val="bullet"/>
-      <w:lvlText w:val="○"/>
-      <w:lvlJc w:val="left"/>
-      <w:pPr>
-        <w:ind w:left="3600" w:hanging="360"/>
-      </w:pPr>
-    </w:lvl>
-    <w:lvl w:ilvl="5" w:tplc="E728AE4E">
-      <w:start w:val="1"/>
-      <w:numFmt w:val="bullet"/>
-      <w:lvlText w:val="■"/>
-      <w:lvlJc w:val="left"/>
-      <w:pPr>
-        <w:ind w:left="4320" w:hanging="360"/>
-      </w:pPr>
-    </w:lvl>
-    <w:lvl w:ilvl="6" w:tplc="6DAE44D8">
-      <w:start w:val="1"/>
-      <w:numFmt w:val="bullet"/>
-      <w:lvlText w:val="●"/>
-      <w:lvlJc w:val="left"/>
-      <w:pPr>
-        <w:ind w:left="5040" w:hanging="360"/>
-      </w:pPr>
-    </w:lvl>
-    <w:lvl w:ilvl="7" w:tplc="5D5C1690">
-      <w:start w:val="1"/>
-      <w:numFmt w:val="bullet"/>
-      <w:lvlText w:val="●"/>
-      <w:lvlJc w:val="left"/>
-      <w:pPr>
-        <w:ind w:left="5760" w:hanging="360"/>
-      </w:pPr>
-    </w:lvl>
-    <w:lvl w:ilvl="8" w:tplc="DA58EDC6">
-      <w:start w:val="1"/>
-      <w:numFmt w:val="bullet"/>
-      <w:lvlText w:val="●"/>
-      <w:lvlJc w:val="left"/>
-      <w:pPr>
-        <w:ind w:left="6480" w:hanging="360"/>
-      </w:pPr>
-    </w:lvl>
-  </w:abstractNum>
-  <w:num w:numId="1" w16cid:durableId="448664963">
-    <w:abstractNumId w:val="2"/>
+  <w:num w:numId="1" w16cid:durableId="1418092327">
+    <w:abstractNumId w:val="0"/>
     <w:lvlOverride w:ilvl="0">
       <w:startOverride w:val="1"/>
     </w:lvlOverride>
   </w:num>
-  <w:num w:numId="2" w16cid:durableId="1042629430">
-    <w:abstractNumId w:val="0"/>
+  <w:num w:numId="2" w16cid:durableId="49153167">
+    <w:abstractNumId w:val="2"/>
     <w:lvlOverride w:ilvl="0">
       <w:startOverride w:val="1"/>
     </w:lvlOverride>
@@ -22649,7 +22803,7 @@
     <w:autoRedefine/>
     <w:uiPriority w:val="39"/>
     <w:unhideWhenUsed/>
-    <w:rsid w:val="00955037"/>
+    <w:rsid w:val="008026D7"/>
     <w:pPr>
       <w:spacing w:after="100"/>
     </w:pPr>
@@ -22661,7 +22815,7 @@
     <w:autoRedefine/>
     <w:uiPriority w:val="39"/>
     <w:unhideWhenUsed/>
-    <w:rsid w:val="00955037"/>
+    <w:rsid w:val="008026D7"/>
     <w:pPr>
       <w:spacing w:after="100"/>
       <w:ind w:left="210"/>
